--- a/public/2026/seq06/FICHE_S6-A02_mBlock_4eme.docx
+++ b/public/2026/seq06/FICHE_S6-A02_mBlock_4eme.docx
@@ -279,7 +279,7 @@
     </w:tbl>
     <w:p>
       <w:pPr>
-        <w:spacing w:after="60"/>
+        <w:spacing w:after="96"/>
       </w:pPr>
     </w:p>
     <w:tbl>
@@ -329,8 +329,8 @@
                 <w:bCs/>
                 <w:i w:val="false"/>
                 <w:iCs w:val="false"/>
-                <w:sz w:val="16"/>
-                <w:szCs w:val="16"/>
+                <w:sz w:val="24"/>
+                <w:szCs w:val="24"/>
               </w:rPr>
               <w:t xml:space="preserve">Nom : </w:t>
             </w:r>
@@ -341,10 +341,10 @@
                 <w:bCs w:val="false"/>
                 <w:i w:val="false"/>
                 <w:iCs w:val="false"/>
-                <w:sz w:val="16"/>
-                <w:szCs w:val="16"/>
-              </w:rPr>
-              <w:t xml:space="preserve">....................................</w:t>
+                <w:sz w:val="24"/>
+                <w:szCs w:val="24"/>
+              </w:rPr>
+              <w:t xml:space="preserve">...................</w:t>
             </w:r>
           </w:p>
         </w:tc>
@@ -376,8 +376,8 @@
                 <w:bCs/>
                 <w:i w:val="false"/>
                 <w:iCs w:val="false"/>
-                <w:sz w:val="16"/>
-                <w:szCs w:val="16"/>
+                <w:sz w:val="24"/>
+                <w:szCs w:val="24"/>
               </w:rPr>
               <w:t xml:space="preserve">Prénom : </w:t>
             </w:r>
@@ -388,10 +388,10 @@
                 <w:bCs w:val="false"/>
                 <w:i w:val="false"/>
                 <w:iCs w:val="false"/>
-                <w:sz w:val="16"/>
-                <w:szCs w:val="16"/>
-              </w:rPr>
-              <w:t xml:space="preserve">...............................</w:t>
+                <w:sz w:val="24"/>
+                <w:szCs w:val="24"/>
+              </w:rPr>
+              <w:t xml:space="preserve">................</w:t>
             </w:r>
           </w:p>
         </w:tc>
@@ -423,8 +423,8 @@
                 <w:bCs/>
                 <w:i w:val="false"/>
                 <w:iCs w:val="false"/>
-                <w:sz w:val="16"/>
-                <w:szCs w:val="16"/>
+                <w:sz w:val="24"/>
+                <w:szCs w:val="24"/>
               </w:rPr>
               <w:t xml:space="preserve">Classe : </w:t>
             </w:r>
@@ -435,10 +435,10 @@
                 <w:bCs w:val="false"/>
                 <w:i w:val="false"/>
                 <w:iCs w:val="false"/>
-                <w:sz w:val="16"/>
-                <w:szCs w:val="16"/>
-              </w:rPr>
-              <w:t xml:space="preserve">..........</w:t>
+                <w:sz w:val="24"/>
+                <w:szCs w:val="24"/>
+              </w:rPr>
+              <w:t xml:space="preserve">......</w:t>
             </w:r>
           </w:p>
         </w:tc>
@@ -470,8 +470,8 @@
                 <w:bCs/>
                 <w:i w:val="false"/>
                 <w:iCs w:val="false"/>
-                <w:sz w:val="16"/>
-                <w:szCs w:val="16"/>
+                <w:sz w:val="24"/>
+                <w:szCs w:val="24"/>
               </w:rPr>
               <w:t xml:space="preserve">Maison : </w:t>
             </w:r>
@@ -482,10 +482,588 @@
                 <w:bCs w:val="false"/>
                 <w:i w:val="false"/>
                 <w:iCs w:val="false"/>
-                <w:sz w:val="16"/>
-                <w:szCs w:val="16"/>
-              </w:rPr>
-              <w:t xml:space="preserve">................</w:t>
+                <w:sz w:val="24"/>
+                <w:szCs w:val="24"/>
+              </w:rPr>
+              <w:t xml:space="preserve">......</w:t>
+            </w:r>
+          </w:p>
+        </w:tc>
+      </w:tr>
+    </w:tbl>
+    <w:p>
+      <w:pPr>
+        <w:spacing w:after="128"/>
+      </w:pPr>
+    </w:p>
+    <w:tbl>
+      <w:tblPr>
+        <w:tblW w:type="dxa" w:w="9360"/>
+        <w:tblBorders>
+          <w:top w:val="single" w:color="auto" w:sz="4"/>
+          <w:left w:val="single" w:color="auto" w:sz="4"/>
+          <w:bottom w:val="single" w:color="auto" w:sz="4"/>
+          <w:right w:val="single" w:color="auto" w:sz="4"/>
+          <w:insideH w:val="single" w:color="auto" w:sz="4"/>
+          <w:insideV w:val="single" w:color="auto" w:sz="4"/>
+        </w:tblBorders>
+      </w:tblPr>
+      <w:tblGrid>
+        <w:gridCol w:w="9360"/>
+      </w:tblGrid>
+      <w:tr>
+        <w:tc>
+          <w:tcPr>
+            <w:tcW w:type="dxa" w:w="9360"/>
+            <w:tcBorders>
+              <w:top w:val="single" w:color="000000" w:sz="6"/>
+              <w:left w:val="single" w:color="000000" w:sz="6"/>
+              <w:bottom w:val="single" w:color="000000" w:sz="6"/>
+              <w:right w:val="single" w:color="000000" w:sz="6"/>
+            </w:tcBorders>
+            <w:shd w:fill="D9D9D9" w:val="clear"/>
+            <w:tcMar>
+              <w:top w:type="dxa" w:w="40"/>
+              <w:left w:type="dxa" w:w="80"/>
+              <w:bottom w:type="dxa" w:w="40"/>
+              <w:right w:type="dxa" w:w="80"/>
+            </w:tcMar>
+            <w:vAlign w:val="center"/>
+          </w:tcPr>
+          <w:p>
+            <w:pPr>
+              <w:spacing w:after="0"/>
+              <w:jc w:val="center"/>
+            </w:pPr>
+            <w:r>
+              <w:rPr>
+                <w:rFonts w:ascii="Arial" w:cs="Arial" w:eastAsia="Arial" w:hAnsi="Arial"/>
+                <w:b/>
+                <w:bCs/>
+                <w:i w:val="false"/>
+                <w:iCs w:val="false"/>
+                <w:sz w:val="32"/>
+                <w:szCs w:val="32"/>
+              </w:rPr>
+              <w:t xml:space="preserve">mBLOCK : MES PREMIERS PROGRAMMES SUR SYSTÈME RÉEL</w:t>
+            </w:r>
+          </w:p>
+        </w:tc>
+      </w:tr>
+    </w:tbl>
+    <w:p>
+      <w:pPr>
+        <w:spacing w:after="128"/>
+      </w:pPr>
+    </w:p>
+    <w:tbl>
+      <w:tblPr>
+        <w:tblW w:type="dxa" w:w="9360"/>
+        <w:tblBorders>
+          <w:top w:val="single" w:color="auto" w:sz="4"/>
+          <w:left w:val="single" w:color="auto" w:sz="4"/>
+          <w:bottom w:val="single" w:color="auto" w:sz="4"/>
+          <w:right w:val="single" w:color="auto" w:sz="4"/>
+          <w:insideH w:val="single" w:color="auto" w:sz="4"/>
+          <w:insideV w:val="single" w:color="auto" w:sz="4"/>
+        </w:tblBorders>
+      </w:tblPr>
+      <w:tblGrid>
+        <w:gridCol w:w="9360"/>
+      </w:tblGrid>
+      <w:tr>
+        <w:tc>
+          <w:tcPr>
+            <w:tcW w:type="dxa" w:w="9360"/>
+            <w:tcBorders>
+              <w:top w:val="single" w:color="000000" w:sz="6"/>
+              <w:left w:val="single" w:color="000000" w:sz="6"/>
+              <w:bottom w:val="single" w:color="000000" w:sz="6"/>
+              <w:right w:val="single" w:color="000000" w:sz="6"/>
+            </w:tcBorders>
+            <w:tcMar>
+              <w:top w:type="dxa" w:w="80"/>
+              <w:left w:type="dxa" w:w="120"/>
+              <w:bottom w:type="dxa" w:w="80"/>
+              <w:right w:type="dxa" w:w="120"/>
+            </w:tcMar>
+            <w:vAlign w:val="center"/>
+          </w:tcPr>
+          <w:p>
+            <w:pPr>
+              <w:spacing w:after="48"/>
+            </w:pPr>
+            <w:r>
+              <w:rPr>
+                <w:rFonts w:ascii="Arial" w:cs="Arial" w:eastAsia="Arial" w:hAnsi="Arial"/>
+                <w:b w:val="false"/>
+                <w:bCs w:val="false"/>
+                <w:i w:val="false"/>
+                <w:iCs w:val="false"/>
+                <w:sz w:val="26"/>
+                <w:szCs w:val="26"/>
+              </w:rPr>
+              <w:t xml:space="preserve">Sur un écran, une erreur ne casse rien. Sur un robot réel, un « tourner » mal réglé finit dans le mur ! Aujourd'hui : premiers programmes ET premier réglage d'ingénieur — calibrer la rotation à 90°.</w:t>
+            </w:r>
+          </w:p>
+          <w:p>
+            <w:pPr>
+              <w:spacing w:after="0"/>
+            </w:pPr>
+            <w:r>
+              <w:rPr>
+                <w:rFonts w:ascii="Arial" w:cs="Arial" w:eastAsia="Arial" w:hAnsi="Arial"/>
+                <w:b/>
+                <w:bCs/>
+                <w:i/>
+                <w:iCs/>
+                <w:sz w:val="26"/>
+                <w:szCs w:val="26"/>
+              </w:rPr>
+              <w:t xml:space="preserve">PROBLÉMATIQUE : Comment programmer un robot réel… et régler ce que la simulation ne montre pas ?</w:t>
+            </w:r>
+          </w:p>
+        </w:tc>
+      </w:tr>
+    </w:tbl>
+    <w:p>
+      <w:pPr>
+        <w:spacing w:after="128"/>
+      </w:pPr>
+    </w:p>
+    <w:tbl>
+      <w:tblPr>
+        <w:tblW w:type="dxa" w:w="9360"/>
+        <w:tblBorders>
+          <w:top w:val="single" w:color="auto" w:sz="4"/>
+          <w:left w:val="single" w:color="auto" w:sz="4"/>
+          <w:bottom w:val="single" w:color="auto" w:sz="4"/>
+          <w:right w:val="single" w:color="auto" w:sz="4"/>
+          <w:insideH w:val="single" w:color="auto" w:sz="4"/>
+          <w:insideV w:val="single" w:color="auto" w:sz="4"/>
+        </w:tblBorders>
+      </w:tblPr>
+      <w:tblGrid>
+        <w:gridCol w:w="9360"/>
+      </w:tblGrid>
+      <w:tr>
+        <w:tc>
+          <w:tcPr>
+            <w:tcW w:type="dxa" w:w="9360"/>
+            <w:tcBorders>
+              <w:top w:val="single" w:color="000000" w:sz="6"/>
+              <w:left w:val="single" w:color="000000" w:sz="6"/>
+              <w:bottom w:val="single" w:color="000000" w:sz="6"/>
+              <w:right w:val="single" w:color="000000" w:sz="6"/>
+            </w:tcBorders>
+            <w:shd w:fill="D9D9D9" w:val="clear"/>
+            <w:tcMar>
+              <w:top w:type="dxa" w:w="40"/>
+              <w:left w:type="dxa" w:w="80"/>
+              <w:bottom w:type="dxa" w:w="40"/>
+              <w:right w:type="dxa" w:w="80"/>
+            </w:tcMar>
+            <w:vAlign w:val="center"/>
+          </w:tcPr>
+          <w:p>
+            <w:pPr>
+              <w:spacing w:after="0"/>
+            </w:pPr>
+            <w:r>
+              <w:rPr>
+                <w:rFonts w:ascii="Arial" w:cs="Arial" w:eastAsia="Arial" w:hAnsi="Arial"/>
+                <w:b/>
+                <w:bCs/>
+                <w:i w:val="false"/>
+                <w:iCs w:val="false"/>
+                <w:sz w:val="28"/>
+                <w:szCs w:val="28"/>
+              </w:rPr>
+              <w:t xml:space="preserve">PARTIE 1 — mBlock : connexion et blocs de base  (document projeté)</w:t>
+            </w:r>
+          </w:p>
+        </w:tc>
+      </w:tr>
+    </w:tbl>
+    <w:p>
+      <w:pPr>
+        <w:spacing w:after="64"/>
+      </w:pPr>
+    </w:p>
+    <w:tbl>
+      <w:tblPr>
+        <w:tblW w:type="dxa" w:w="9360"/>
+        <w:tblBorders>
+          <w:top w:val="single" w:color="auto" w:sz="4"/>
+          <w:left w:val="single" w:color="auto" w:sz="4"/>
+          <w:bottom w:val="single" w:color="auto" w:sz="4"/>
+          <w:right w:val="single" w:color="auto" w:sz="4"/>
+          <w:insideH w:val="single" w:color="auto" w:sz="4"/>
+          <w:insideV w:val="single" w:color="auto" w:sz="4"/>
+        </w:tblBorders>
+      </w:tblPr>
+      <w:tblGrid>
+        <w:gridCol w:w="4400"/>
+        <w:gridCol w:w="4960"/>
+      </w:tblGrid>
+      <w:tr>
+        <w:tc>
+          <w:tcPr>
+            <w:tcW w:type="dxa" w:w="4400"/>
+            <w:tcBorders>
+              <w:top w:val="single" w:color="000000" w:sz="6"/>
+              <w:left w:val="single" w:color="000000" w:sz="6"/>
+              <w:bottom w:val="single" w:color="000000" w:sz="6"/>
+              <w:right w:val="single" w:color="000000" w:sz="6"/>
+            </w:tcBorders>
+            <w:shd w:fill="D9D9D9" w:val="clear"/>
+            <w:tcMar>
+              <w:top w:type="dxa" w:w="40"/>
+              <w:left w:type="dxa" w:w="80"/>
+              <w:bottom w:type="dxa" w:w="40"/>
+              <w:right w:type="dxa" w:w="80"/>
+            </w:tcMar>
+            <w:vAlign w:val="center"/>
+          </w:tcPr>
+          <w:p>
+            <w:pPr>
+              <w:spacing w:after="0"/>
+            </w:pPr>
+            <w:r>
+              <w:rPr>
+                <w:rFonts w:ascii="Arial" w:cs="Arial" w:eastAsia="Arial" w:hAnsi="Arial"/>
+                <w:b/>
+                <w:bCs/>
+                <w:i w:val="false"/>
+                <w:iCs w:val="false"/>
+                <w:sz w:val="24"/>
+                <w:szCs w:val="24"/>
+              </w:rPr>
+              <w:t xml:space="preserve">Question</w:t>
+            </w:r>
+          </w:p>
+        </w:tc>
+        <w:tc>
+          <w:tcPr>
+            <w:tcW w:type="dxa" w:w="4960"/>
+            <w:tcBorders>
+              <w:top w:val="single" w:color="000000" w:sz="6"/>
+              <w:left w:val="single" w:color="000000" w:sz="6"/>
+              <w:bottom w:val="single" w:color="000000" w:sz="6"/>
+              <w:right w:val="single" w:color="000000" w:sz="6"/>
+            </w:tcBorders>
+            <w:shd w:fill="D9D9D9" w:val="clear"/>
+            <w:tcMar>
+              <w:top w:type="dxa" w:w="40"/>
+              <w:left w:type="dxa" w:w="80"/>
+              <w:bottom w:type="dxa" w:w="40"/>
+              <w:right w:type="dxa" w:w="80"/>
+            </w:tcMar>
+            <w:vAlign w:val="center"/>
+          </w:tcPr>
+          <w:p>
+            <w:pPr>
+              <w:spacing w:after="0"/>
+            </w:pPr>
+            <w:r>
+              <w:rPr>
+                <w:rFonts w:ascii="Arial" w:cs="Arial" w:eastAsia="Arial" w:hAnsi="Arial"/>
+                <w:b/>
+                <w:bCs/>
+                <w:i w:val="false"/>
+                <w:iCs w:val="false"/>
+                <w:sz w:val="24"/>
+                <w:szCs w:val="24"/>
+              </w:rPr>
+              <w:t xml:space="preserve">Réponse</w:t>
+            </w:r>
+          </w:p>
+        </w:tc>
+      </w:tr>
+      <w:tr>
+        <w:tc>
+          <w:tcPr>
+            <w:tcW w:type="dxa" w:w="4400"/>
+            <w:tcBorders>
+              <w:top w:val="single" w:color="000000" w:sz="6"/>
+              <w:left w:val="single" w:color="000000" w:sz="6"/>
+              <w:bottom w:val="single" w:color="000000" w:sz="6"/>
+              <w:right w:val="single" w:color="000000" w:sz="6"/>
+            </w:tcBorders>
+            <w:tcMar>
+              <w:top w:type="dxa" w:w="40"/>
+              <w:left w:type="dxa" w:w="80"/>
+              <w:bottom w:type="dxa" w:w="40"/>
+              <w:right w:type="dxa" w:w="80"/>
+            </w:tcMar>
+            <w:vAlign w:val="center"/>
+          </w:tcPr>
+          <w:p>
+            <w:pPr>
+              <w:spacing w:after="0"/>
+            </w:pPr>
+            <w:r>
+              <w:rPr>
+                <w:rFonts w:ascii="Arial" w:cs="Arial" w:eastAsia="Arial" w:hAnsi="Arial"/>
+                <w:b w:val="false"/>
+                <w:bCs w:val="false"/>
+                <w:i w:val="false"/>
+                <w:iCs w:val="false"/>
+                <w:sz w:val="24"/>
+                <w:szCs w:val="24"/>
+              </w:rPr>
+              <w:t xml:space="preserve">Comment le programme arrive-t-il dans le robot ?</w:t>
+            </w:r>
+          </w:p>
+        </w:tc>
+        <w:tc>
+          <w:tcPr>
+            <w:tcW w:type="dxa" w:w="4960"/>
+            <w:tcBorders>
+              <w:top w:val="single" w:color="000000" w:sz="6"/>
+              <w:left w:val="single" w:color="000000" w:sz="6"/>
+              <w:bottom w:val="single" w:color="000000" w:sz="6"/>
+              <w:right w:val="single" w:color="000000" w:sz="6"/>
+            </w:tcBorders>
+            <w:tcMar>
+              <w:top w:type="dxa" w:w="40"/>
+              <w:left w:type="dxa" w:w="80"/>
+              <w:bottom w:type="dxa" w:w="40"/>
+              <w:right w:type="dxa" w:w="80"/>
+            </w:tcMar>
+            <w:vAlign w:val="center"/>
+          </w:tcPr>
+          <w:p>
+            <w:pPr>
+              <w:spacing w:after="0"/>
+            </w:pPr>
+            <w:r>
+              <w:rPr>
+                <w:rFonts w:ascii="Arial" w:cs="Arial" w:eastAsia="Arial" w:hAnsi="Arial"/>
+                <w:b w:val="false"/>
+                <w:bCs w:val="false"/>
+                <w:i w:val="false"/>
+                <w:iCs w:val="false"/>
+                <w:sz w:val="24"/>
+                <w:szCs w:val="24"/>
+              </w:rPr>
+              <w:t xml:space="preserve">Par le câble ...... ou le module 2,4 GHz, en cliquant « .......... ».</w:t>
+            </w:r>
+          </w:p>
+        </w:tc>
+      </w:tr>
+      <w:tr>
+        <w:tc>
+          <w:tcPr>
+            <w:tcW w:type="dxa" w:w="4400"/>
+            <w:tcBorders>
+              <w:top w:val="single" w:color="000000" w:sz="6"/>
+              <w:left w:val="single" w:color="000000" w:sz="6"/>
+              <w:bottom w:val="single" w:color="000000" w:sz="6"/>
+              <w:right w:val="single" w:color="000000" w:sz="6"/>
+            </w:tcBorders>
+            <w:tcMar>
+              <w:top w:type="dxa" w:w="40"/>
+              <w:left w:type="dxa" w:w="80"/>
+              <w:bottom w:type="dxa" w:w="40"/>
+              <w:right w:type="dxa" w:w="80"/>
+            </w:tcMar>
+            <w:vAlign w:val="center"/>
+          </w:tcPr>
+          <w:p>
+            <w:pPr>
+              <w:spacing w:after="0"/>
+            </w:pPr>
+            <w:r>
+              <w:rPr>
+                <w:rFonts w:ascii="Arial" w:cs="Arial" w:eastAsia="Arial" w:hAnsi="Arial"/>
+                <w:b w:val="false"/>
+                <w:bCs w:val="false"/>
+                <w:i w:val="false"/>
+                <w:iCs w:val="false"/>
+                <w:sz w:val="24"/>
+                <w:szCs w:val="24"/>
+              </w:rPr>
+              <w:t xml:space="preserve">Quel bloc fait avancer ?</w:t>
+            </w:r>
+          </w:p>
+        </w:tc>
+        <w:tc>
+          <w:tcPr>
+            <w:tcW w:type="dxa" w:w="4960"/>
+            <w:tcBorders>
+              <w:top w:val="single" w:color="000000" w:sz="6"/>
+              <w:left w:val="single" w:color="000000" w:sz="6"/>
+              <w:bottom w:val="single" w:color="000000" w:sz="6"/>
+              <w:right w:val="single" w:color="000000" w:sz="6"/>
+            </w:tcBorders>
+            <w:tcMar>
+              <w:top w:type="dxa" w:w="40"/>
+              <w:left w:type="dxa" w:w="80"/>
+              <w:bottom w:type="dxa" w:w="40"/>
+              <w:right w:type="dxa" w:w="80"/>
+            </w:tcMar>
+            <w:vAlign w:val="center"/>
+          </w:tcPr>
+          <w:p>
+            <w:pPr>
+              <w:spacing w:after="0"/>
+            </w:pPr>
+            <w:r>
+              <w:rPr>
+                <w:rFonts w:ascii="Arial" w:cs="Arial" w:eastAsia="Arial" w:hAnsi="Arial"/>
+                <w:b w:val="false"/>
+                <w:bCs w:val="false"/>
+                <w:i w:val="false"/>
+                <w:iCs w:val="false"/>
+                <w:sz w:val="24"/>
+                <w:szCs w:val="24"/>
+              </w:rPr>
+              <w:t xml:space="preserve">« avancer à la vitesse ...... % » (catégorie Action).</w:t>
+            </w:r>
+          </w:p>
+        </w:tc>
+      </w:tr>
+      <w:tr>
+        <w:tc>
+          <w:tcPr>
+            <w:tcW w:type="dxa" w:w="4400"/>
+            <w:tcBorders>
+              <w:top w:val="single" w:color="000000" w:sz="6"/>
+              <w:left w:val="single" w:color="000000" w:sz="6"/>
+              <w:bottom w:val="single" w:color="000000" w:sz="6"/>
+              <w:right w:val="single" w:color="000000" w:sz="6"/>
+            </w:tcBorders>
+            <w:tcMar>
+              <w:top w:type="dxa" w:w="40"/>
+              <w:left w:type="dxa" w:w="80"/>
+              <w:bottom w:type="dxa" w:w="40"/>
+              <w:right w:type="dxa" w:w="80"/>
+            </w:tcMar>
+            <w:vAlign w:val="center"/>
+          </w:tcPr>
+          <w:p>
+            <w:pPr>
+              <w:spacing w:after="0"/>
+            </w:pPr>
+            <w:r>
+              <w:rPr>
+                <w:rFonts w:ascii="Arial" w:cs="Arial" w:eastAsia="Arial" w:hAnsi="Arial"/>
+                <w:b w:val="false"/>
+                <w:bCs w:val="false"/>
+                <w:i w:val="false"/>
+                <w:iCs w:val="false"/>
+                <w:sz w:val="24"/>
+                <w:szCs w:val="24"/>
+              </w:rPr>
+              <w:t xml:space="preserve">Comment arrêter les moteurs ?</w:t>
+            </w:r>
+          </w:p>
+        </w:tc>
+        <w:tc>
+          <w:tcPr>
+            <w:tcW w:type="dxa" w:w="4960"/>
+            <w:tcBorders>
+              <w:top w:val="single" w:color="000000" w:sz="6"/>
+              <w:left w:val="single" w:color="000000" w:sz="6"/>
+              <w:bottom w:val="single" w:color="000000" w:sz="6"/>
+              <w:right w:val="single" w:color="000000" w:sz="6"/>
+            </w:tcBorders>
+            <w:tcMar>
+              <w:top w:type="dxa" w:w="40"/>
+              <w:left w:type="dxa" w:w="80"/>
+              <w:bottom w:type="dxa" w:w="40"/>
+              <w:right w:type="dxa" w:w="80"/>
+            </w:tcMar>
+            <w:vAlign w:val="center"/>
+          </w:tcPr>
+          <w:p>
+            <w:pPr>
+              <w:spacing w:after="0"/>
+            </w:pPr>
+            <w:r>
+              <w:rPr>
+                <w:rFonts w:ascii="Arial" w:cs="Arial" w:eastAsia="Arial" w:hAnsi="Arial"/>
+                <w:b w:val="false"/>
+                <w:bCs w:val="false"/>
+                <w:i w:val="false"/>
+                <w:iCs w:val="false"/>
+                <w:sz w:val="24"/>
+                <w:szCs w:val="24"/>
+              </w:rPr>
+              <w:t xml:space="preserve">Bloc « .......... » — sinon le robot continue !</w:t>
+            </w:r>
+          </w:p>
+        </w:tc>
+      </w:tr>
+      <w:tr>
+        <w:tc>
+          <w:tcPr>
+            <w:tcW w:type="dxa" w:w="4400"/>
+            <w:tcBorders>
+              <w:top w:val="single" w:color="000000" w:sz="6"/>
+              <w:left w:val="single" w:color="000000" w:sz="6"/>
+              <w:bottom w:val="single" w:color="000000" w:sz="6"/>
+              <w:right w:val="single" w:color="000000" w:sz="6"/>
+            </w:tcBorders>
+            <w:tcMar>
+              <w:top w:type="dxa" w:w="40"/>
+              <w:left w:type="dxa" w:w="80"/>
+              <w:bottom w:type="dxa" w:w="40"/>
+              <w:right w:type="dxa" w:w="80"/>
+            </w:tcMar>
+            <w:vAlign w:val="center"/>
+          </w:tcPr>
+          <w:p>
+            <w:pPr>
+              <w:spacing w:after="0"/>
+            </w:pPr>
+            <w:r>
+              <w:rPr>
+                <w:rFonts w:ascii="Arial" w:cs="Arial" w:eastAsia="Arial" w:hAnsi="Arial"/>
+                <w:b w:val="false"/>
+                <w:bCs w:val="false"/>
+                <w:i w:val="false"/>
+                <w:iCs w:val="false"/>
+                <w:sz w:val="24"/>
+                <w:szCs w:val="24"/>
+              </w:rPr>
+              <w:t xml:space="preserve">Un mBot pour 2-3 : que fait celui qui n'a pas le robot ?</w:t>
+            </w:r>
+          </w:p>
+        </w:tc>
+        <w:tc>
+          <w:tcPr>
+            <w:tcW w:type="dxa" w:w="4960"/>
+            <w:tcBorders>
+              <w:top w:val="single" w:color="000000" w:sz="6"/>
+              <w:left w:val="single" w:color="000000" w:sz="6"/>
+              <w:bottom w:val="single" w:color="000000" w:sz="6"/>
+              <w:right w:val="single" w:color="000000" w:sz="6"/>
+            </w:tcBorders>
+            <w:tcMar>
+              <w:top w:type="dxa" w:w="40"/>
+              <w:left w:type="dxa" w:w="80"/>
+              <w:bottom w:type="dxa" w:w="40"/>
+              <w:right w:type="dxa" w:w="80"/>
+            </w:tcMar>
+            <w:vAlign w:val="center"/>
+          </w:tcPr>
+          <w:p>
+            <w:pPr>
+              <w:spacing w:after="0"/>
+            </w:pPr>
+            <w:r>
+              <w:rPr>
+                <w:rFonts w:ascii="Arial" w:cs="Arial" w:eastAsia="Arial" w:hAnsi="Arial"/>
+                <w:b w:val="false"/>
+                <w:bCs w:val="false"/>
+                <w:i w:val="false"/>
+                <w:iCs w:val="false"/>
+                <w:sz w:val="24"/>
+                <w:szCs w:val="24"/>
+              </w:rPr>
+              <w:t xml:space="preserve">Il .......... le programme sur l'écran (mode lutin) ou prépare le suivant.</w:t>
             </w:r>
           </w:p>
         </w:tc>
@@ -533,7 +1111,6 @@
           <w:p>
             <w:pPr>
               <w:spacing w:after="0"/>
-              <w:jc w:val="center"/>
             </w:pPr>
             <w:r>
               <w:rPr>
@@ -542,10 +1119,466 @@
                 <w:bCs/>
                 <w:i w:val="false"/>
                 <w:iCs w:val="false"/>
-                <w:sz w:val="24"/>
-                <w:szCs w:val="24"/>
-              </w:rPr>
-              <w:t xml:space="preserve">mBLOCK : MES PREMIERS PROGRAMMES SUR SYSTÈME RÉEL</w:t>
+                <w:sz w:val="28"/>
+                <w:szCs w:val="28"/>
+              </w:rPr>
+              <w:t xml:space="preserve">PARTIE 2 — Atelier robot : avancer, s'arrêter, tourner  (rotation d'ateliers)</w:t>
+            </w:r>
+          </w:p>
+        </w:tc>
+      </w:tr>
+    </w:tbl>
+    <w:p>
+      <w:pPr>
+        <w:spacing w:after="64"/>
+      </w:pPr>
+    </w:p>
+    <w:tbl>
+      <w:tblPr>
+        <w:tblW w:type="dxa" w:w="9360"/>
+        <w:tblBorders>
+          <w:top w:val="single" w:color="auto" w:sz="4"/>
+          <w:left w:val="single" w:color="auto" w:sz="4"/>
+          <w:bottom w:val="single" w:color="auto" w:sz="4"/>
+          <w:right w:val="single" w:color="auto" w:sz="4"/>
+          <w:insideH w:val="single" w:color="auto" w:sz="4"/>
+          <w:insideV w:val="single" w:color="auto" w:sz="4"/>
+        </w:tblBorders>
+      </w:tblPr>
+      <w:tblGrid>
+        <w:gridCol w:w="900"/>
+        <w:gridCol w:w="8460"/>
+      </w:tblGrid>
+      <w:tr>
+        <w:tc>
+          <w:tcPr>
+            <w:tcW w:type="dxa" w:w="900"/>
+            <w:tcBorders>
+              <w:top w:val="single" w:color="000000" w:sz="6"/>
+              <w:left w:val="single" w:color="000000" w:sz="6"/>
+              <w:bottom w:val="single" w:color="000000" w:sz="6"/>
+              <w:right w:val="single" w:color="000000" w:sz="6"/>
+            </w:tcBorders>
+            <w:shd w:fill="D9D9D9" w:val="clear"/>
+            <w:tcMar>
+              <w:top w:type="dxa" w:w="40"/>
+              <w:left w:type="dxa" w:w="80"/>
+              <w:bottom w:type="dxa" w:w="40"/>
+              <w:right w:type="dxa" w:w="80"/>
+            </w:tcMar>
+            <w:vAlign w:val="center"/>
+          </w:tcPr>
+          <w:p>
+            <w:pPr>
+              <w:spacing w:after="0"/>
+            </w:pPr>
+            <w:r>
+              <w:rPr>
+                <w:rFonts w:ascii="Arial" w:cs="Arial" w:eastAsia="Arial" w:hAnsi="Arial"/>
+                <w:b/>
+                <w:bCs/>
+                <w:i w:val="false"/>
+                <w:iCs w:val="false"/>
+                <w:sz w:val="24"/>
+                <w:szCs w:val="24"/>
+              </w:rPr>
+              <w:t xml:space="preserve">Fait</w:t>
+            </w:r>
+          </w:p>
+        </w:tc>
+        <w:tc>
+          <w:tcPr>
+            <w:tcW w:type="dxa" w:w="8460"/>
+            <w:tcBorders>
+              <w:top w:val="single" w:color="000000" w:sz="6"/>
+              <w:left w:val="single" w:color="000000" w:sz="6"/>
+              <w:bottom w:val="single" w:color="000000" w:sz="6"/>
+              <w:right w:val="single" w:color="000000" w:sz="6"/>
+            </w:tcBorders>
+            <w:shd w:fill="D9D9D9" w:val="clear"/>
+            <w:tcMar>
+              <w:top w:type="dxa" w:w="40"/>
+              <w:left w:type="dxa" w:w="80"/>
+              <w:bottom w:type="dxa" w:w="40"/>
+              <w:right w:type="dxa" w:w="80"/>
+            </w:tcMar>
+            <w:vAlign w:val="center"/>
+          </w:tcPr>
+          <w:p>
+            <w:pPr>
+              <w:spacing w:after="0"/>
+            </w:pPr>
+            <w:r>
+              <w:rPr>
+                <w:rFonts w:ascii="Arial" w:cs="Arial" w:eastAsia="Arial" w:hAnsi="Arial"/>
+                <w:b/>
+                <w:bCs/>
+                <w:i w:val="false"/>
+                <w:iCs w:val="false"/>
+                <w:sz w:val="24"/>
+                <w:szCs w:val="24"/>
+              </w:rPr>
+              <w:t xml:space="preserve">Étape</w:t>
+            </w:r>
+          </w:p>
+        </w:tc>
+      </w:tr>
+      <w:tr>
+        <w:tc>
+          <w:tcPr>
+            <w:tcW w:type="dxa" w:w="900"/>
+            <w:tcBorders>
+              <w:top w:val="single" w:color="000000" w:sz="6"/>
+              <w:left w:val="single" w:color="000000" w:sz="6"/>
+              <w:bottom w:val="single" w:color="000000" w:sz="6"/>
+              <w:right w:val="single" w:color="000000" w:sz="6"/>
+            </w:tcBorders>
+            <w:tcMar>
+              <w:top w:type="dxa" w:w="40"/>
+              <w:left w:type="dxa" w:w="80"/>
+              <w:bottom w:type="dxa" w:w="40"/>
+              <w:right w:type="dxa" w:w="80"/>
+            </w:tcMar>
+            <w:vAlign w:val="center"/>
+          </w:tcPr>
+          <w:p>
+            <w:pPr>
+              <w:spacing w:after="0"/>
+            </w:pPr>
+            <w:r>
+              <w:rPr>
+                <w:rFonts w:ascii="Arial" w:cs="Arial" w:eastAsia="Arial" w:hAnsi="Arial"/>
+                <w:b w:val="false"/>
+                <w:bCs w:val="false"/>
+                <w:i w:val="false"/>
+                <w:iCs w:val="false"/>
+                <w:sz w:val="24"/>
+                <w:szCs w:val="24"/>
+              </w:rPr>
+              <w:t xml:space="preserve">☐ 1</w:t>
+            </w:r>
+          </w:p>
+        </w:tc>
+        <w:tc>
+          <w:tcPr>
+            <w:tcW w:type="dxa" w:w="8460"/>
+            <w:tcBorders>
+              <w:top w:val="single" w:color="000000" w:sz="6"/>
+              <w:left w:val="single" w:color="000000" w:sz="6"/>
+              <w:bottom w:val="single" w:color="000000" w:sz="6"/>
+              <w:right w:val="single" w:color="000000" w:sz="6"/>
+            </w:tcBorders>
+            <w:tcMar>
+              <w:top w:type="dxa" w:w="40"/>
+              <w:left w:type="dxa" w:w="80"/>
+              <w:bottom w:type="dxa" w:w="40"/>
+              <w:right w:type="dxa" w:w="80"/>
+            </w:tcMar>
+            <w:vAlign w:val="center"/>
+          </w:tcPr>
+          <w:p>
+            <w:pPr>
+              <w:spacing w:after="0"/>
+            </w:pPr>
+            <w:r>
+              <w:rPr>
+                <w:rFonts w:ascii="Arial" w:cs="Arial" w:eastAsia="Arial" w:hAnsi="Arial"/>
+                <w:b w:val="false"/>
+                <w:bCs w:val="false"/>
+                <w:i w:val="false"/>
+                <w:iCs w:val="false"/>
+                <w:sz w:val="24"/>
+                <w:szCs w:val="24"/>
+              </w:rPr>
+              <w:t xml:space="preserve">Programme 1 : avancer vitesse 50 % · attendre 2 s · s'arrêter. Téléverse, pose le robot AU SOL, teste.</w:t>
+            </w:r>
+          </w:p>
+        </w:tc>
+      </w:tr>
+      <w:tr>
+        <w:tc>
+          <w:tcPr>
+            <w:tcW w:type="dxa" w:w="900"/>
+            <w:tcBorders>
+              <w:top w:val="single" w:color="000000" w:sz="6"/>
+              <w:left w:val="single" w:color="000000" w:sz="6"/>
+              <w:bottom w:val="single" w:color="000000" w:sz="6"/>
+              <w:right w:val="single" w:color="000000" w:sz="6"/>
+            </w:tcBorders>
+            <w:tcMar>
+              <w:top w:type="dxa" w:w="40"/>
+              <w:left w:type="dxa" w:w="80"/>
+              <w:bottom w:type="dxa" w:w="40"/>
+              <w:right w:type="dxa" w:w="80"/>
+            </w:tcMar>
+            <w:vAlign w:val="center"/>
+          </w:tcPr>
+          <w:p>
+            <w:pPr>
+              <w:spacing w:after="0"/>
+            </w:pPr>
+            <w:r>
+              <w:rPr>
+                <w:rFonts w:ascii="Arial" w:cs="Arial" w:eastAsia="Arial" w:hAnsi="Arial"/>
+                <w:b w:val="false"/>
+                <w:bCs w:val="false"/>
+                <w:i w:val="false"/>
+                <w:iCs w:val="false"/>
+                <w:sz w:val="24"/>
+                <w:szCs w:val="24"/>
+              </w:rPr>
+              <w:t xml:space="preserve">☐ 2</w:t>
+            </w:r>
+          </w:p>
+        </w:tc>
+        <w:tc>
+          <w:tcPr>
+            <w:tcW w:type="dxa" w:w="8460"/>
+            <w:tcBorders>
+              <w:top w:val="single" w:color="000000" w:sz="6"/>
+              <w:left w:val="single" w:color="000000" w:sz="6"/>
+              <w:bottom w:val="single" w:color="000000" w:sz="6"/>
+              <w:right w:val="single" w:color="000000" w:sz="6"/>
+            </w:tcBorders>
+            <w:tcMar>
+              <w:top w:type="dxa" w:w="40"/>
+              <w:left w:type="dxa" w:w="80"/>
+              <w:bottom w:type="dxa" w:w="40"/>
+              <w:right w:type="dxa" w:w="80"/>
+            </w:tcMar>
+            <w:vAlign w:val="center"/>
+          </w:tcPr>
+          <w:p>
+            <w:pPr>
+              <w:spacing w:after="0"/>
+            </w:pPr>
+            <w:r>
+              <w:rPr>
+                <w:rFonts w:ascii="Arial" w:cs="Arial" w:eastAsia="Arial" w:hAnsi="Arial"/>
+                <w:b w:val="false"/>
+                <w:bCs w:val="false"/>
+                <w:i w:val="false"/>
+                <w:iCs w:val="false"/>
+                <w:sz w:val="24"/>
+                <w:szCs w:val="24"/>
+              </w:rPr>
+              <w:t xml:space="preserve">Mesure : combien de centimètres parcourus en 2 s à 50 % ? d = ...... cm.</w:t>
+            </w:r>
+          </w:p>
+        </w:tc>
+      </w:tr>
+      <w:tr>
+        <w:tc>
+          <w:tcPr>
+            <w:tcW w:type="dxa" w:w="900"/>
+            <w:tcBorders>
+              <w:top w:val="single" w:color="000000" w:sz="6"/>
+              <w:left w:val="single" w:color="000000" w:sz="6"/>
+              <w:bottom w:val="single" w:color="000000" w:sz="6"/>
+              <w:right w:val="single" w:color="000000" w:sz="6"/>
+            </w:tcBorders>
+            <w:tcMar>
+              <w:top w:type="dxa" w:w="40"/>
+              <w:left w:type="dxa" w:w="80"/>
+              <w:bottom w:type="dxa" w:w="40"/>
+              <w:right w:type="dxa" w:w="80"/>
+            </w:tcMar>
+            <w:vAlign w:val="center"/>
+          </w:tcPr>
+          <w:p>
+            <w:pPr>
+              <w:spacing w:after="0"/>
+            </w:pPr>
+            <w:r>
+              <w:rPr>
+                <w:rFonts w:ascii="Arial" w:cs="Arial" w:eastAsia="Arial" w:hAnsi="Arial"/>
+                <w:b w:val="false"/>
+                <w:bCs w:val="false"/>
+                <w:i w:val="false"/>
+                <w:iCs w:val="false"/>
+                <w:sz w:val="24"/>
+                <w:szCs w:val="24"/>
+              </w:rPr>
+              <w:t xml:space="preserve">☐ 3</w:t>
+            </w:r>
+          </w:p>
+        </w:tc>
+        <w:tc>
+          <w:tcPr>
+            <w:tcW w:type="dxa" w:w="8460"/>
+            <w:tcBorders>
+              <w:top w:val="single" w:color="000000" w:sz="6"/>
+              <w:left w:val="single" w:color="000000" w:sz="6"/>
+              <w:bottom w:val="single" w:color="000000" w:sz="6"/>
+              <w:right w:val="single" w:color="000000" w:sz="6"/>
+            </w:tcBorders>
+            <w:tcMar>
+              <w:top w:type="dxa" w:w="40"/>
+              <w:left w:type="dxa" w:w="80"/>
+              <w:bottom w:type="dxa" w:w="40"/>
+              <w:right w:type="dxa" w:w="80"/>
+            </w:tcMar>
+            <w:vAlign w:val="center"/>
+          </w:tcPr>
+          <w:p>
+            <w:pPr>
+              <w:spacing w:after="0"/>
+            </w:pPr>
+            <w:r>
+              <w:rPr>
+                <w:rFonts w:ascii="Arial" w:cs="Arial" w:eastAsia="Arial" w:hAnsi="Arial"/>
+                <w:b w:val="false"/>
+                <w:bCs w:val="false"/>
+                <w:i w:val="false"/>
+                <w:iCs w:val="false"/>
+                <w:sz w:val="24"/>
+                <w:szCs w:val="24"/>
+              </w:rPr>
+              <w:t xml:space="preserve">Programme 2 : tourner à droite vitesse 50 % · attendre 0,5 s · s'arrêter. Observe l'angle obtenu.</w:t>
+            </w:r>
+          </w:p>
+        </w:tc>
+      </w:tr>
+      <w:tr>
+        <w:tc>
+          <w:tcPr>
+            <w:tcW w:type="dxa" w:w="900"/>
+            <w:tcBorders>
+              <w:top w:val="single" w:color="000000" w:sz="6"/>
+              <w:left w:val="single" w:color="000000" w:sz="6"/>
+              <w:bottom w:val="single" w:color="000000" w:sz="6"/>
+              <w:right w:val="single" w:color="000000" w:sz="6"/>
+            </w:tcBorders>
+            <w:tcMar>
+              <w:top w:type="dxa" w:w="40"/>
+              <w:left w:type="dxa" w:w="80"/>
+              <w:bottom w:type="dxa" w:w="40"/>
+              <w:right w:type="dxa" w:w="80"/>
+            </w:tcMar>
+            <w:vAlign w:val="center"/>
+          </w:tcPr>
+          <w:p>
+            <w:pPr>
+              <w:spacing w:after="0"/>
+            </w:pPr>
+            <w:r>
+              <w:rPr>
+                <w:rFonts w:ascii="Arial" w:cs="Arial" w:eastAsia="Arial" w:hAnsi="Arial"/>
+                <w:b w:val="false"/>
+                <w:bCs w:val="false"/>
+                <w:i w:val="false"/>
+                <w:iCs w:val="false"/>
+                <w:sz w:val="24"/>
+                <w:szCs w:val="24"/>
+              </w:rPr>
+              <w:t xml:space="preserve">☐ 4</w:t>
+            </w:r>
+          </w:p>
+        </w:tc>
+        <w:tc>
+          <w:tcPr>
+            <w:tcW w:type="dxa" w:w="8460"/>
+            <w:tcBorders>
+              <w:top w:val="single" w:color="000000" w:sz="6"/>
+              <w:left w:val="single" w:color="000000" w:sz="6"/>
+              <w:bottom w:val="single" w:color="000000" w:sz="6"/>
+              <w:right w:val="single" w:color="000000" w:sz="6"/>
+            </w:tcBorders>
+            <w:tcMar>
+              <w:top w:type="dxa" w:w="40"/>
+              <w:left w:type="dxa" w:w="80"/>
+              <w:bottom w:type="dxa" w:w="40"/>
+              <w:right w:type="dxa" w:w="80"/>
+            </w:tcMar>
+            <w:vAlign w:val="center"/>
+          </w:tcPr>
+          <w:p>
+            <w:pPr>
+              <w:spacing w:after="0"/>
+            </w:pPr>
+            <w:r>
+              <w:rPr>
+                <w:rFonts w:ascii="Arial" w:cs="Arial" w:eastAsia="Arial" w:hAnsi="Arial"/>
+                <w:b w:val="false"/>
+                <w:bCs w:val="false"/>
+                <w:i w:val="false"/>
+                <w:iCs w:val="false"/>
+                <w:sz w:val="24"/>
+                <w:szCs w:val="24"/>
+              </w:rPr>
+              <w:t xml:space="preserve">CALIBRATION : ajuste le temps d'attente jusqu'à obtenir un vrai quart de tour (90°). Consigne chaque essai en Partie 3.</w:t>
+            </w:r>
+          </w:p>
+        </w:tc>
+      </w:tr>
+      <w:tr>
+        <w:tc>
+          <w:tcPr>
+            <w:tcW w:type="dxa" w:w="900"/>
+            <w:tcBorders>
+              <w:top w:val="single" w:color="000000" w:sz="6"/>
+              <w:left w:val="single" w:color="000000" w:sz="6"/>
+              <w:bottom w:val="single" w:color="000000" w:sz="6"/>
+              <w:right w:val="single" w:color="000000" w:sz="6"/>
+            </w:tcBorders>
+            <w:tcMar>
+              <w:top w:type="dxa" w:w="40"/>
+              <w:left w:type="dxa" w:w="80"/>
+              <w:bottom w:type="dxa" w:w="40"/>
+              <w:right w:type="dxa" w:w="80"/>
+            </w:tcMar>
+            <w:vAlign w:val="center"/>
+          </w:tcPr>
+          <w:p>
+            <w:pPr>
+              <w:spacing w:after="0"/>
+            </w:pPr>
+            <w:r>
+              <w:rPr>
+                <w:rFonts w:ascii="Arial" w:cs="Arial" w:eastAsia="Arial" w:hAnsi="Arial"/>
+                <w:b w:val="false"/>
+                <w:bCs w:val="false"/>
+                <w:i w:val="false"/>
+                <w:iCs w:val="false"/>
+                <w:sz w:val="24"/>
+                <w:szCs w:val="24"/>
+              </w:rPr>
+              <w:t xml:space="preserve">☐ 5</w:t>
+            </w:r>
+          </w:p>
+        </w:tc>
+        <w:tc>
+          <w:tcPr>
+            <w:tcW w:type="dxa" w:w="8460"/>
+            <w:tcBorders>
+              <w:top w:val="single" w:color="000000" w:sz="6"/>
+              <w:left w:val="single" w:color="000000" w:sz="6"/>
+              <w:bottom w:val="single" w:color="000000" w:sz="6"/>
+              <w:right w:val="single" w:color="000000" w:sz="6"/>
+            </w:tcBorders>
+            <w:tcMar>
+              <w:top w:type="dxa" w:w="40"/>
+              <w:left w:type="dxa" w:w="80"/>
+              <w:bottom w:type="dxa" w:w="40"/>
+              <w:right w:type="dxa" w:w="80"/>
+            </w:tcMar>
+            <w:vAlign w:val="center"/>
+          </w:tcPr>
+          <w:p>
+            <w:pPr>
+              <w:spacing w:after="0"/>
+            </w:pPr>
+            <w:r>
+              <w:rPr>
+                <w:rFonts w:ascii="Arial" w:cs="Arial" w:eastAsia="Arial" w:hAnsi="Arial"/>
+                <w:b w:val="false"/>
+                <w:bCs w:val="false"/>
+                <w:i w:val="false"/>
+                <w:iCs w:val="false"/>
+                <w:sz w:val="24"/>
+                <w:szCs w:val="24"/>
+              </w:rPr>
+              <w:t xml:space="preserve">Programme 3 : le CARRÉ = répéter 4 fois [ avancer 2 s ; tourner (ton temps calibré) ]. Démo au professeur ✋</w:t>
             </w:r>
           </w:p>
         </w:tc>
@@ -581,31 +1614,15 @@
               <w:bottom w:val="single" w:color="000000" w:sz="6"/>
               <w:right w:val="single" w:color="000000" w:sz="6"/>
             </w:tcBorders>
-            <w:tcMar>
-              <w:top w:type="dxa" w:w="80"/>
-              <w:left w:type="dxa" w:w="120"/>
-              <w:bottom w:type="dxa" w:w="80"/>
-              <w:right w:type="dxa" w:w="120"/>
-            </w:tcMar>
-            <w:vAlign w:val="center"/>
-          </w:tcPr>
-          <w:p>
-            <w:pPr>
-              <w:spacing w:after="30"/>
-            </w:pPr>
-            <w:r>
-              <w:rPr>
-                <w:rFonts w:ascii="Arial" w:cs="Arial" w:eastAsia="Arial" w:hAnsi="Arial"/>
-                <w:b w:val="false"/>
-                <w:bCs w:val="false"/>
-                <w:i w:val="false"/>
-                <w:iCs w:val="false"/>
-                <w:sz w:val="18"/>
-                <w:szCs w:val="18"/>
-              </w:rPr>
-              <w:t xml:space="preserve">Sur un écran, une erreur ne casse rien. Sur un robot réel, un « tourner » mal réglé finit dans le mur ! Aujourd'hui : premiers programmes ET premier réglage d'ingénieur — calibrer la rotation à 90°.</w:t>
-            </w:r>
-          </w:p>
+            <w:shd w:fill="D9D9D9" w:val="clear"/>
+            <w:tcMar>
+              <w:top w:type="dxa" w:w="40"/>
+              <w:left w:type="dxa" w:w="80"/>
+              <w:bottom w:type="dxa" w:w="40"/>
+              <w:right w:type="dxa" w:w="80"/>
+            </w:tcMar>
+            <w:vAlign w:val="center"/>
+          </w:tcPr>
           <w:p>
             <w:pPr>
               <w:spacing w:after="0"/>
@@ -615,12 +1632,12 @@
                 <w:rFonts w:ascii="Arial" w:cs="Arial" w:eastAsia="Arial" w:hAnsi="Arial"/>
                 <w:b/>
                 <w:bCs/>
-                <w:i/>
-                <w:iCs/>
-                <w:sz w:val="18"/>
-                <w:szCs w:val="18"/>
-              </w:rPr>
-              <w:t xml:space="preserve">PROBLÉMATIQUE : Comment programmer un robot réel… et régler ce que la simulation ne montre pas ?</w:t>
+                <w:i w:val="false"/>
+                <w:iCs w:val="false"/>
+                <w:sz w:val="28"/>
+                <w:szCs w:val="28"/>
+              </w:rPr>
+              <w:t xml:space="preserve">PARTIE 3 — Le carnet de calibration (démarche d'ingénieur)</w:t>
             </w:r>
           </w:p>
         </w:tc>
@@ -628,1024 +1645,7 @@
     </w:tbl>
     <w:p>
       <w:pPr>
-        <w:spacing w:after="80"/>
-      </w:pPr>
-    </w:p>
-    <w:tbl>
-      <w:tblPr>
-        <w:tblW w:type="dxa" w:w="9360"/>
-        <w:tblBorders>
-          <w:top w:val="single" w:color="auto" w:sz="4"/>
-          <w:left w:val="single" w:color="auto" w:sz="4"/>
-          <w:bottom w:val="single" w:color="auto" w:sz="4"/>
-          <w:right w:val="single" w:color="auto" w:sz="4"/>
-          <w:insideH w:val="single" w:color="auto" w:sz="4"/>
-          <w:insideV w:val="single" w:color="auto" w:sz="4"/>
-        </w:tblBorders>
-      </w:tblPr>
-      <w:tblGrid>
-        <w:gridCol w:w="9360"/>
-      </w:tblGrid>
-      <w:tr>
-        <w:tc>
-          <w:tcPr>
-            <w:tcW w:type="dxa" w:w="9360"/>
-            <w:tcBorders>
-              <w:top w:val="single" w:color="000000" w:sz="6"/>
-              <w:left w:val="single" w:color="000000" w:sz="6"/>
-              <w:bottom w:val="single" w:color="000000" w:sz="6"/>
-              <w:right w:val="single" w:color="000000" w:sz="6"/>
-            </w:tcBorders>
-            <w:shd w:fill="D9D9D9" w:val="clear"/>
-            <w:tcMar>
-              <w:top w:type="dxa" w:w="40"/>
-              <w:left w:type="dxa" w:w="80"/>
-              <w:bottom w:type="dxa" w:w="40"/>
-              <w:right w:type="dxa" w:w="80"/>
-            </w:tcMar>
-            <w:vAlign w:val="center"/>
-          </w:tcPr>
-          <w:p>
-            <w:pPr>
-              <w:spacing w:after="0"/>
-            </w:pPr>
-            <w:r>
-              <w:rPr>
-                <w:rFonts w:ascii="Arial" w:cs="Arial" w:eastAsia="Arial" w:hAnsi="Arial"/>
-                <w:b/>
-                <w:bCs/>
-                <w:i w:val="false"/>
-                <w:iCs w:val="false"/>
-                <w:sz w:val="20"/>
-                <w:szCs w:val="20"/>
-              </w:rPr>
-              <w:t xml:space="preserve">PARTIE 1 — mBlock : connexion et blocs de base  (document projeté)</w:t>
-            </w:r>
-          </w:p>
-        </w:tc>
-      </w:tr>
-    </w:tbl>
-    <w:p>
-      <w:pPr>
-        <w:spacing w:after="40"/>
-      </w:pPr>
-    </w:p>
-    <w:tbl>
-      <w:tblPr>
-        <w:tblW w:type="dxa" w:w="9360"/>
-        <w:tblBorders>
-          <w:top w:val="single" w:color="auto" w:sz="4"/>
-          <w:left w:val="single" w:color="auto" w:sz="4"/>
-          <w:bottom w:val="single" w:color="auto" w:sz="4"/>
-          <w:right w:val="single" w:color="auto" w:sz="4"/>
-          <w:insideH w:val="single" w:color="auto" w:sz="4"/>
-          <w:insideV w:val="single" w:color="auto" w:sz="4"/>
-        </w:tblBorders>
-      </w:tblPr>
-      <w:tblGrid>
-        <w:gridCol w:w="4400"/>
-        <w:gridCol w:w="4960"/>
-      </w:tblGrid>
-      <w:tr>
-        <w:tc>
-          <w:tcPr>
-            <w:tcW w:type="dxa" w:w="4400"/>
-            <w:tcBorders>
-              <w:top w:val="single" w:color="000000" w:sz="6"/>
-              <w:left w:val="single" w:color="000000" w:sz="6"/>
-              <w:bottom w:val="single" w:color="000000" w:sz="6"/>
-              <w:right w:val="single" w:color="000000" w:sz="6"/>
-            </w:tcBorders>
-            <w:shd w:fill="D9D9D9" w:val="clear"/>
-            <w:tcMar>
-              <w:top w:type="dxa" w:w="40"/>
-              <w:left w:type="dxa" w:w="80"/>
-              <w:bottom w:type="dxa" w:w="40"/>
-              <w:right w:type="dxa" w:w="80"/>
-            </w:tcMar>
-            <w:vAlign w:val="center"/>
-          </w:tcPr>
-          <w:p>
-            <w:pPr>
-              <w:spacing w:after="0"/>
-            </w:pPr>
-            <w:r>
-              <w:rPr>
-                <w:rFonts w:ascii="Arial" w:cs="Arial" w:eastAsia="Arial" w:hAnsi="Arial"/>
-                <w:b/>
-                <w:bCs/>
-                <w:i w:val="false"/>
-                <w:iCs w:val="false"/>
-                <w:sz w:val="16"/>
-                <w:szCs w:val="16"/>
-              </w:rPr>
-              <w:t xml:space="preserve">Question</w:t>
-            </w:r>
-          </w:p>
-        </w:tc>
-        <w:tc>
-          <w:tcPr>
-            <w:tcW w:type="dxa" w:w="4960"/>
-            <w:tcBorders>
-              <w:top w:val="single" w:color="000000" w:sz="6"/>
-              <w:left w:val="single" w:color="000000" w:sz="6"/>
-              <w:bottom w:val="single" w:color="000000" w:sz="6"/>
-              <w:right w:val="single" w:color="000000" w:sz="6"/>
-            </w:tcBorders>
-            <w:shd w:fill="D9D9D9" w:val="clear"/>
-            <w:tcMar>
-              <w:top w:type="dxa" w:w="40"/>
-              <w:left w:type="dxa" w:w="80"/>
-              <w:bottom w:type="dxa" w:w="40"/>
-              <w:right w:type="dxa" w:w="80"/>
-            </w:tcMar>
-            <w:vAlign w:val="center"/>
-          </w:tcPr>
-          <w:p>
-            <w:pPr>
-              <w:spacing w:after="0"/>
-            </w:pPr>
-            <w:r>
-              <w:rPr>
-                <w:rFonts w:ascii="Arial" w:cs="Arial" w:eastAsia="Arial" w:hAnsi="Arial"/>
-                <w:b/>
-                <w:bCs/>
-                <w:i w:val="false"/>
-                <w:iCs w:val="false"/>
-                <w:sz w:val="16"/>
-                <w:szCs w:val="16"/>
-              </w:rPr>
-              <w:t xml:space="preserve">Réponse</w:t>
-            </w:r>
-          </w:p>
-        </w:tc>
-      </w:tr>
-      <w:tr>
-        <w:tc>
-          <w:tcPr>
-            <w:tcW w:type="dxa" w:w="4400"/>
-            <w:tcBorders>
-              <w:top w:val="single" w:color="000000" w:sz="6"/>
-              <w:left w:val="single" w:color="000000" w:sz="6"/>
-              <w:bottom w:val="single" w:color="000000" w:sz="6"/>
-              <w:right w:val="single" w:color="000000" w:sz="6"/>
-            </w:tcBorders>
-            <w:tcMar>
-              <w:top w:type="dxa" w:w="40"/>
-              <w:left w:type="dxa" w:w="80"/>
-              <w:bottom w:type="dxa" w:w="40"/>
-              <w:right w:type="dxa" w:w="80"/>
-            </w:tcMar>
-            <w:vAlign w:val="center"/>
-          </w:tcPr>
-          <w:p>
-            <w:pPr>
-              <w:spacing w:after="0"/>
-            </w:pPr>
-            <w:r>
-              <w:rPr>
-                <w:rFonts w:ascii="Arial" w:cs="Arial" w:eastAsia="Arial" w:hAnsi="Arial"/>
-                <w:b w:val="false"/>
-                <w:bCs w:val="false"/>
-                <w:i w:val="false"/>
-                <w:iCs w:val="false"/>
-                <w:sz w:val="16"/>
-                <w:szCs w:val="16"/>
-              </w:rPr>
-              <w:t xml:space="preserve">Comment le programme arrive-t-il dans le robot ?</w:t>
-            </w:r>
-          </w:p>
-        </w:tc>
-        <w:tc>
-          <w:tcPr>
-            <w:tcW w:type="dxa" w:w="4960"/>
-            <w:tcBorders>
-              <w:top w:val="single" w:color="000000" w:sz="6"/>
-              <w:left w:val="single" w:color="000000" w:sz="6"/>
-              <w:bottom w:val="single" w:color="000000" w:sz="6"/>
-              <w:right w:val="single" w:color="000000" w:sz="6"/>
-            </w:tcBorders>
-            <w:tcMar>
-              <w:top w:type="dxa" w:w="40"/>
-              <w:left w:type="dxa" w:w="80"/>
-              <w:bottom w:type="dxa" w:w="40"/>
-              <w:right w:type="dxa" w:w="80"/>
-            </w:tcMar>
-            <w:vAlign w:val="center"/>
-          </w:tcPr>
-          <w:p>
-            <w:pPr>
-              <w:spacing w:after="0"/>
-            </w:pPr>
-            <w:r>
-              <w:rPr>
-                <w:rFonts w:ascii="Arial" w:cs="Arial" w:eastAsia="Arial" w:hAnsi="Arial"/>
-                <w:b w:val="false"/>
-                <w:bCs w:val="false"/>
-                <w:i w:val="false"/>
-                <w:iCs w:val="false"/>
-                <w:sz w:val="16"/>
-                <w:szCs w:val="16"/>
-              </w:rPr>
-              <w:t xml:space="preserve">Par le câble ............ ou le module 2,4 GHz, en cliquant « ...................... ».</w:t>
-            </w:r>
-          </w:p>
-        </w:tc>
-      </w:tr>
-      <w:tr>
-        <w:tc>
-          <w:tcPr>
-            <w:tcW w:type="dxa" w:w="4400"/>
-            <w:tcBorders>
-              <w:top w:val="single" w:color="000000" w:sz="6"/>
-              <w:left w:val="single" w:color="000000" w:sz="6"/>
-              <w:bottom w:val="single" w:color="000000" w:sz="6"/>
-              <w:right w:val="single" w:color="000000" w:sz="6"/>
-            </w:tcBorders>
-            <w:tcMar>
-              <w:top w:type="dxa" w:w="40"/>
-              <w:left w:type="dxa" w:w="80"/>
-              <w:bottom w:type="dxa" w:w="40"/>
-              <w:right w:type="dxa" w:w="80"/>
-            </w:tcMar>
-            <w:vAlign w:val="center"/>
-          </w:tcPr>
-          <w:p>
-            <w:pPr>
-              <w:spacing w:after="0"/>
-            </w:pPr>
-            <w:r>
-              <w:rPr>
-                <w:rFonts w:ascii="Arial" w:cs="Arial" w:eastAsia="Arial" w:hAnsi="Arial"/>
-                <w:b w:val="false"/>
-                <w:bCs w:val="false"/>
-                <w:i w:val="false"/>
-                <w:iCs w:val="false"/>
-                <w:sz w:val="16"/>
-                <w:szCs w:val="16"/>
-              </w:rPr>
-              <w:t xml:space="preserve">Quel bloc fait avancer ?</w:t>
-            </w:r>
-          </w:p>
-        </w:tc>
-        <w:tc>
-          <w:tcPr>
-            <w:tcW w:type="dxa" w:w="4960"/>
-            <w:tcBorders>
-              <w:top w:val="single" w:color="000000" w:sz="6"/>
-              <w:left w:val="single" w:color="000000" w:sz="6"/>
-              <w:bottom w:val="single" w:color="000000" w:sz="6"/>
-              <w:right w:val="single" w:color="000000" w:sz="6"/>
-            </w:tcBorders>
-            <w:tcMar>
-              <w:top w:type="dxa" w:w="40"/>
-              <w:left w:type="dxa" w:w="80"/>
-              <w:bottom w:type="dxa" w:w="40"/>
-              <w:right w:type="dxa" w:w="80"/>
-            </w:tcMar>
-            <w:vAlign w:val="center"/>
-          </w:tcPr>
-          <w:p>
-            <w:pPr>
-              <w:spacing w:after="0"/>
-            </w:pPr>
-            <w:r>
-              <w:rPr>
-                <w:rFonts w:ascii="Arial" w:cs="Arial" w:eastAsia="Arial" w:hAnsi="Arial"/>
-                <w:b w:val="false"/>
-                <w:bCs w:val="false"/>
-                <w:i w:val="false"/>
-                <w:iCs w:val="false"/>
-                <w:sz w:val="16"/>
-                <w:szCs w:val="16"/>
-              </w:rPr>
-              <w:t xml:space="preserve">« avancer à la vitesse ...... % » (catégorie Action).</w:t>
-            </w:r>
-          </w:p>
-        </w:tc>
-      </w:tr>
-      <w:tr>
-        <w:tc>
-          <w:tcPr>
-            <w:tcW w:type="dxa" w:w="4400"/>
-            <w:tcBorders>
-              <w:top w:val="single" w:color="000000" w:sz="6"/>
-              <w:left w:val="single" w:color="000000" w:sz="6"/>
-              <w:bottom w:val="single" w:color="000000" w:sz="6"/>
-              <w:right w:val="single" w:color="000000" w:sz="6"/>
-            </w:tcBorders>
-            <w:tcMar>
-              <w:top w:type="dxa" w:w="40"/>
-              <w:left w:type="dxa" w:w="80"/>
-              <w:bottom w:type="dxa" w:w="40"/>
-              <w:right w:type="dxa" w:w="80"/>
-            </w:tcMar>
-            <w:vAlign w:val="center"/>
-          </w:tcPr>
-          <w:p>
-            <w:pPr>
-              <w:spacing w:after="0"/>
-            </w:pPr>
-            <w:r>
-              <w:rPr>
-                <w:rFonts w:ascii="Arial" w:cs="Arial" w:eastAsia="Arial" w:hAnsi="Arial"/>
-                <w:b w:val="false"/>
-                <w:bCs w:val="false"/>
-                <w:i w:val="false"/>
-                <w:iCs w:val="false"/>
-                <w:sz w:val="16"/>
-                <w:szCs w:val="16"/>
-              </w:rPr>
-              <w:t xml:space="preserve">Comment arrêter les moteurs ?</w:t>
-            </w:r>
-          </w:p>
-        </w:tc>
-        <w:tc>
-          <w:tcPr>
-            <w:tcW w:type="dxa" w:w="4960"/>
-            <w:tcBorders>
-              <w:top w:val="single" w:color="000000" w:sz="6"/>
-              <w:left w:val="single" w:color="000000" w:sz="6"/>
-              <w:bottom w:val="single" w:color="000000" w:sz="6"/>
-              <w:right w:val="single" w:color="000000" w:sz="6"/>
-            </w:tcBorders>
-            <w:tcMar>
-              <w:top w:type="dxa" w:w="40"/>
-              <w:left w:type="dxa" w:w="80"/>
-              <w:bottom w:type="dxa" w:w="40"/>
-              <w:right w:type="dxa" w:w="80"/>
-            </w:tcMar>
-            <w:vAlign w:val="center"/>
-          </w:tcPr>
-          <w:p>
-            <w:pPr>
-              <w:spacing w:after="0"/>
-            </w:pPr>
-            <w:r>
-              <w:rPr>
-                <w:rFonts w:ascii="Arial" w:cs="Arial" w:eastAsia="Arial" w:hAnsi="Arial"/>
-                <w:b w:val="false"/>
-                <w:bCs w:val="false"/>
-                <w:i w:val="false"/>
-                <w:iCs w:val="false"/>
-                <w:sz w:val="16"/>
-                <w:szCs w:val="16"/>
-              </w:rPr>
-              <w:t xml:space="preserve">Bloc « ...................... » — sinon le robot continue !</w:t>
-            </w:r>
-          </w:p>
-        </w:tc>
-      </w:tr>
-      <w:tr>
-        <w:tc>
-          <w:tcPr>
-            <w:tcW w:type="dxa" w:w="4400"/>
-            <w:tcBorders>
-              <w:top w:val="single" w:color="000000" w:sz="6"/>
-              <w:left w:val="single" w:color="000000" w:sz="6"/>
-              <w:bottom w:val="single" w:color="000000" w:sz="6"/>
-              <w:right w:val="single" w:color="000000" w:sz="6"/>
-            </w:tcBorders>
-            <w:tcMar>
-              <w:top w:type="dxa" w:w="40"/>
-              <w:left w:type="dxa" w:w="80"/>
-              <w:bottom w:type="dxa" w:w="40"/>
-              <w:right w:type="dxa" w:w="80"/>
-            </w:tcMar>
-            <w:vAlign w:val="center"/>
-          </w:tcPr>
-          <w:p>
-            <w:pPr>
-              <w:spacing w:after="0"/>
-            </w:pPr>
-            <w:r>
-              <w:rPr>
-                <w:rFonts w:ascii="Arial" w:cs="Arial" w:eastAsia="Arial" w:hAnsi="Arial"/>
-                <w:b w:val="false"/>
-                <w:bCs w:val="false"/>
-                <w:i w:val="false"/>
-                <w:iCs w:val="false"/>
-                <w:sz w:val="16"/>
-                <w:szCs w:val="16"/>
-              </w:rPr>
-              <w:t xml:space="preserve">Un mBot pour 2-3 : que fait celui qui n'a pas le robot ?</w:t>
-            </w:r>
-          </w:p>
-        </w:tc>
-        <w:tc>
-          <w:tcPr>
-            <w:tcW w:type="dxa" w:w="4960"/>
-            <w:tcBorders>
-              <w:top w:val="single" w:color="000000" w:sz="6"/>
-              <w:left w:val="single" w:color="000000" w:sz="6"/>
-              <w:bottom w:val="single" w:color="000000" w:sz="6"/>
-              <w:right w:val="single" w:color="000000" w:sz="6"/>
-            </w:tcBorders>
-            <w:tcMar>
-              <w:top w:type="dxa" w:w="40"/>
-              <w:left w:type="dxa" w:w="80"/>
-              <w:bottom w:type="dxa" w:w="40"/>
-              <w:right w:type="dxa" w:w="80"/>
-            </w:tcMar>
-            <w:vAlign w:val="center"/>
-          </w:tcPr>
-          <w:p>
-            <w:pPr>
-              <w:spacing w:after="0"/>
-            </w:pPr>
-            <w:r>
-              <w:rPr>
-                <w:rFonts w:ascii="Arial" w:cs="Arial" w:eastAsia="Arial" w:hAnsi="Arial"/>
-                <w:b w:val="false"/>
-                <w:bCs w:val="false"/>
-                <w:i w:val="false"/>
-                <w:iCs w:val="false"/>
-                <w:sz w:val="16"/>
-                <w:szCs w:val="16"/>
-              </w:rPr>
-              <w:t xml:space="preserve">Il ...................... le programme sur l'écran (mode lutin) ou prépare le suivant.</w:t>
-            </w:r>
-          </w:p>
-        </w:tc>
-      </w:tr>
-    </w:tbl>
-    <w:p>
-      <w:pPr>
-        <w:spacing w:after="50"/>
-      </w:pPr>
-    </w:p>
-    <w:tbl>
-      <w:tblPr>
-        <w:tblW w:type="dxa" w:w="9360"/>
-        <w:tblBorders>
-          <w:top w:val="single" w:color="auto" w:sz="4"/>
-          <w:left w:val="single" w:color="auto" w:sz="4"/>
-          <w:bottom w:val="single" w:color="auto" w:sz="4"/>
-          <w:right w:val="single" w:color="auto" w:sz="4"/>
-          <w:insideH w:val="single" w:color="auto" w:sz="4"/>
-          <w:insideV w:val="single" w:color="auto" w:sz="4"/>
-        </w:tblBorders>
-      </w:tblPr>
-      <w:tblGrid>
-        <w:gridCol w:w="9360"/>
-      </w:tblGrid>
-      <w:tr>
-        <w:tc>
-          <w:tcPr>
-            <w:tcW w:type="dxa" w:w="9360"/>
-            <w:tcBorders>
-              <w:top w:val="single" w:color="000000" w:sz="6"/>
-              <w:left w:val="single" w:color="000000" w:sz="6"/>
-              <w:bottom w:val="single" w:color="000000" w:sz="6"/>
-              <w:right w:val="single" w:color="000000" w:sz="6"/>
-            </w:tcBorders>
-            <w:shd w:fill="D9D9D9" w:val="clear"/>
-            <w:tcMar>
-              <w:top w:type="dxa" w:w="40"/>
-              <w:left w:type="dxa" w:w="80"/>
-              <w:bottom w:type="dxa" w:w="40"/>
-              <w:right w:type="dxa" w:w="80"/>
-            </w:tcMar>
-            <w:vAlign w:val="center"/>
-          </w:tcPr>
-          <w:p>
-            <w:pPr>
-              <w:spacing w:after="0"/>
-            </w:pPr>
-            <w:r>
-              <w:rPr>
-                <w:rFonts w:ascii="Arial" w:cs="Arial" w:eastAsia="Arial" w:hAnsi="Arial"/>
-                <w:b/>
-                <w:bCs/>
-                <w:i w:val="false"/>
-                <w:iCs w:val="false"/>
-                <w:sz w:val="20"/>
-                <w:szCs w:val="20"/>
-              </w:rPr>
-              <w:t xml:space="preserve">PARTIE 2 — Atelier robot : avancer, s'arrêter, tourner  (rotation d'ateliers)</w:t>
-            </w:r>
-          </w:p>
-        </w:tc>
-      </w:tr>
-    </w:tbl>
-    <w:p>
-      <w:pPr>
-        <w:spacing w:after="40"/>
-      </w:pPr>
-    </w:p>
-    <w:tbl>
-      <w:tblPr>
-        <w:tblW w:type="dxa" w:w="9360"/>
-        <w:tblBorders>
-          <w:top w:val="single" w:color="auto" w:sz="4"/>
-          <w:left w:val="single" w:color="auto" w:sz="4"/>
-          <w:bottom w:val="single" w:color="auto" w:sz="4"/>
-          <w:right w:val="single" w:color="auto" w:sz="4"/>
-          <w:insideH w:val="single" w:color="auto" w:sz="4"/>
-          <w:insideV w:val="single" w:color="auto" w:sz="4"/>
-        </w:tblBorders>
-      </w:tblPr>
-      <w:tblGrid>
-        <w:gridCol w:w="900"/>
-        <w:gridCol w:w="8460"/>
-      </w:tblGrid>
-      <w:tr>
-        <w:tc>
-          <w:tcPr>
-            <w:tcW w:type="dxa" w:w="900"/>
-            <w:tcBorders>
-              <w:top w:val="single" w:color="000000" w:sz="6"/>
-              <w:left w:val="single" w:color="000000" w:sz="6"/>
-              <w:bottom w:val="single" w:color="000000" w:sz="6"/>
-              <w:right w:val="single" w:color="000000" w:sz="6"/>
-            </w:tcBorders>
-            <w:shd w:fill="D9D9D9" w:val="clear"/>
-            <w:tcMar>
-              <w:top w:type="dxa" w:w="40"/>
-              <w:left w:type="dxa" w:w="80"/>
-              <w:bottom w:type="dxa" w:w="40"/>
-              <w:right w:type="dxa" w:w="80"/>
-            </w:tcMar>
-            <w:vAlign w:val="center"/>
-          </w:tcPr>
-          <w:p>
-            <w:pPr>
-              <w:spacing w:after="0"/>
-            </w:pPr>
-            <w:r>
-              <w:rPr>
-                <w:rFonts w:ascii="Arial" w:cs="Arial" w:eastAsia="Arial" w:hAnsi="Arial"/>
-                <w:b/>
-                <w:bCs/>
-                <w:i w:val="false"/>
-                <w:iCs w:val="false"/>
-                <w:sz w:val="16"/>
-                <w:szCs w:val="16"/>
-              </w:rPr>
-              <w:t xml:space="preserve">Fait</w:t>
-            </w:r>
-          </w:p>
-        </w:tc>
-        <w:tc>
-          <w:tcPr>
-            <w:tcW w:type="dxa" w:w="8460"/>
-            <w:tcBorders>
-              <w:top w:val="single" w:color="000000" w:sz="6"/>
-              <w:left w:val="single" w:color="000000" w:sz="6"/>
-              <w:bottom w:val="single" w:color="000000" w:sz="6"/>
-              <w:right w:val="single" w:color="000000" w:sz="6"/>
-            </w:tcBorders>
-            <w:shd w:fill="D9D9D9" w:val="clear"/>
-            <w:tcMar>
-              <w:top w:type="dxa" w:w="40"/>
-              <w:left w:type="dxa" w:w="80"/>
-              <w:bottom w:type="dxa" w:w="40"/>
-              <w:right w:type="dxa" w:w="80"/>
-            </w:tcMar>
-            <w:vAlign w:val="center"/>
-          </w:tcPr>
-          <w:p>
-            <w:pPr>
-              <w:spacing w:after="0"/>
-            </w:pPr>
-            <w:r>
-              <w:rPr>
-                <w:rFonts w:ascii="Arial" w:cs="Arial" w:eastAsia="Arial" w:hAnsi="Arial"/>
-                <w:b/>
-                <w:bCs/>
-                <w:i w:val="false"/>
-                <w:iCs w:val="false"/>
-                <w:sz w:val="16"/>
-                <w:szCs w:val="16"/>
-              </w:rPr>
-              <w:t xml:space="preserve">Étape</w:t>
-            </w:r>
-          </w:p>
-        </w:tc>
-      </w:tr>
-      <w:tr>
-        <w:tc>
-          <w:tcPr>
-            <w:tcW w:type="dxa" w:w="900"/>
-            <w:tcBorders>
-              <w:top w:val="single" w:color="000000" w:sz="6"/>
-              <w:left w:val="single" w:color="000000" w:sz="6"/>
-              <w:bottom w:val="single" w:color="000000" w:sz="6"/>
-              <w:right w:val="single" w:color="000000" w:sz="6"/>
-            </w:tcBorders>
-            <w:tcMar>
-              <w:top w:type="dxa" w:w="40"/>
-              <w:left w:type="dxa" w:w="80"/>
-              <w:bottom w:type="dxa" w:w="40"/>
-              <w:right w:type="dxa" w:w="80"/>
-            </w:tcMar>
-            <w:vAlign w:val="center"/>
-          </w:tcPr>
-          <w:p>
-            <w:pPr>
-              <w:spacing w:after="0"/>
-            </w:pPr>
-            <w:r>
-              <w:rPr>
-                <w:rFonts w:ascii="Arial" w:cs="Arial" w:eastAsia="Arial" w:hAnsi="Arial"/>
-                <w:b w:val="false"/>
-                <w:bCs w:val="false"/>
-                <w:i w:val="false"/>
-                <w:iCs w:val="false"/>
-                <w:sz w:val="16"/>
-                <w:szCs w:val="16"/>
-              </w:rPr>
-              <w:t xml:space="preserve">☐ 1</w:t>
-            </w:r>
-          </w:p>
-        </w:tc>
-        <w:tc>
-          <w:tcPr>
-            <w:tcW w:type="dxa" w:w="8460"/>
-            <w:tcBorders>
-              <w:top w:val="single" w:color="000000" w:sz="6"/>
-              <w:left w:val="single" w:color="000000" w:sz="6"/>
-              <w:bottom w:val="single" w:color="000000" w:sz="6"/>
-              <w:right w:val="single" w:color="000000" w:sz="6"/>
-            </w:tcBorders>
-            <w:tcMar>
-              <w:top w:type="dxa" w:w="40"/>
-              <w:left w:type="dxa" w:w="80"/>
-              <w:bottom w:type="dxa" w:w="40"/>
-              <w:right w:type="dxa" w:w="80"/>
-            </w:tcMar>
-            <w:vAlign w:val="center"/>
-          </w:tcPr>
-          <w:p>
-            <w:pPr>
-              <w:spacing w:after="0"/>
-            </w:pPr>
-            <w:r>
-              <w:rPr>
-                <w:rFonts w:ascii="Arial" w:cs="Arial" w:eastAsia="Arial" w:hAnsi="Arial"/>
-                <w:b w:val="false"/>
-                <w:bCs w:val="false"/>
-                <w:i w:val="false"/>
-                <w:iCs w:val="false"/>
-                <w:sz w:val="16"/>
-                <w:szCs w:val="16"/>
-              </w:rPr>
-              <w:t xml:space="preserve">Programme 1 : avancer vitesse 50 % · attendre 2 s · s'arrêter. Téléverse, pose le robot AU SOL, teste.</w:t>
-            </w:r>
-          </w:p>
-        </w:tc>
-      </w:tr>
-      <w:tr>
-        <w:tc>
-          <w:tcPr>
-            <w:tcW w:type="dxa" w:w="900"/>
-            <w:tcBorders>
-              <w:top w:val="single" w:color="000000" w:sz="6"/>
-              <w:left w:val="single" w:color="000000" w:sz="6"/>
-              <w:bottom w:val="single" w:color="000000" w:sz="6"/>
-              <w:right w:val="single" w:color="000000" w:sz="6"/>
-            </w:tcBorders>
-            <w:tcMar>
-              <w:top w:type="dxa" w:w="40"/>
-              <w:left w:type="dxa" w:w="80"/>
-              <w:bottom w:type="dxa" w:w="40"/>
-              <w:right w:type="dxa" w:w="80"/>
-            </w:tcMar>
-            <w:vAlign w:val="center"/>
-          </w:tcPr>
-          <w:p>
-            <w:pPr>
-              <w:spacing w:after="0"/>
-            </w:pPr>
-            <w:r>
-              <w:rPr>
-                <w:rFonts w:ascii="Arial" w:cs="Arial" w:eastAsia="Arial" w:hAnsi="Arial"/>
-                <w:b w:val="false"/>
-                <w:bCs w:val="false"/>
-                <w:i w:val="false"/>
-                <w:iCs w:val="false"/>
-                <w:sz w:val="16"/>
-                <w:szCs w:val="16"/>
-              </w:rPr>
-              <w:t xml:space="preserve">☐ 2</w:t>
-            </w:r>
-          </w:p>
-        </w:tc>
-        <w:tc>
-          <w:tcPr>
-            <w:tcW w:type="dxa" w:w="8460"/>
-            <w:tcBorders>
-              <w:top w:val="single" w:color="000000" w:sz="6"/>
-              <w:left w:val="single" w:color="000000" w:sz="6"/>
-              <w:bottom w:val="single" w:color="000000" w:sz="6"/>
-              <w:right w:val="single" w:color="000000" w:sz="6"/>
-            </w:tcBorders>
-            <w:tcMar>
-              <w:top w:type="dxa" w:w="40"/>
-              <w:left w:type="dxa" w:w="80"/>
-              <w:bottom w:type="dxa" w:w="40"/>
-              <w:right w:type="dxa" w:w="80"/>
-            </w:tcMar>
-            <w:vAlign w:val="center"/>
-          </w:tcPr>
-          <w:p>
-            <w:pPr>
-              <w:spacing w:after="0"/>
-            </w:pPr>
-            <w:r>
-              <w:rPr>
-                <w:rFonts w:ascii="Arial" w:cs="Arial" w:eastAsia="Arial" w:hAnsi="Arial"/>
-                <w:b w:val="false"/>
-                <w:bCs w:val="false"/>
-                <w:i w:val="false"/>
-                <w:iCs w:val="false"/>
-                <w:sz w:val="16"/>
-                <w:szCs w:val="16"/>
-              </w:rPr>
-              <w:t xml:space="preserve">Mesure : combien de centimètres parcourus en 2 s à 50 % ? d = ............ cm.</w:t>
-            </w:r>
-          </w:p>
-        </w:tc>
-      </w:tr>
-      <w:tr>
-        <w:tc>
-          <w:tcPr>
-            <w:tcW w:type="dxa" w:w="900"/>
-            <w:tcBorders>
-              <w:top w:val="single" w:color="000000" w:sz="6"/>
-              <w:left w:val="single" w:color="000000" w:sz="6"/>
-              <w:bottom w:val="single" w:color="000000" w:sz="6"/>
-              <w:right w:val="single" w:color="000000" w:sz="6"/>
-            </w:tcBorders>
-            <w:tcMar>
-              <w:top w:type="dxa" w:w="40"/>
-              <w:left w:type="dxa" w:w="80"/>
-              <w:bottom w:type="dxa" w:w="40"/>
-              <w:right w:type="dxa" w:w="80"/>
-            </w:tcMar>
-            <w:vAlign w:val="center"/>
-          </w:tcPr>
-          <w:p>
-            <w:pPr>
-              <w:spacing w:after="0"/>
-            </w:pPr>
-            <w:r>
-              <w:rPr>
-                <w:rFonts w:ascii="Arial" w:cs="Arial" w:eastAsia="Arial" w:hAnsi="Arial"/>
-                <w:b w:val="false"/>
-                <w:bCs w:val="false"/>
-                <w:i w:val="false"/>
-                <w:iCs w:val="false"/>
-                <w:sz w:val="16"/>
-                <w:szCs w:val="16"/>
-              </w:rPr>
-              <w:t xml:space="preserve">☐ 3</w:t>
-            </w:r>
-          </w:p>
-        </w:tc>
-        <w:tc>
-          <w:tcPr>
-            <w:tcW w:type="dxa" w:w="8460"/>
-            <w:tcBorders>
-              <w:top w:val="single" w:color="000000" w:sz="6"/>
-              <w:left w:val="single" w:color="000000" w:sz="6"/>
-              <w:bottom w:val="single" w:color="000000" w:sz="6"/>
-              <w:right w:val="single" w:color="000000" w:sz="6"/>
-            </w:tcBorders>
-            <w:tcMar>
-              <w:top w:type="dxa" w:w="40"/>
-              <w:left w:type="dxa" w:w="80"/>
-              <w:bottom w:type="dxa" w:w="40"/>
-              <w:right w:type="dxa" w:w="80"/>
-            </w:tcMar>
-            <w:vAlign w:val="center"/>
-          </w:tcPr>
-          <w:p>
-            <w:pPr>
-              <w:spacing w:after="0"/>
-            </w:pPr>
-            <w:r>
-              <w:rPr>
-                <w:rFonts w:ascii="Arial" w:cs="Arial" w:eastAsia="Arial" w:hAnsi="Arial"/>
-                <w:b w:val="false"/>
-                <w:bCs w:val="false"/>
-                <w:i w:val="false"/>
-                <w:iCs w:val="false"/>
-                <w:sz w:val="16"/>
-                <w:szCs w:val="16"/>
-              </w:rPr>
-              <w:t xml:space="preserve">Programme 2 : tourner à droite vitesse 50 % · attendre 0,5 s · s'arrêter. Observe l'angle obtenu.</w:t>
-            </w:r>
-          </w:p>
-        </w:tc>
-      </w:tr>
-      <w:tr>
-        <w:tc>
-          <w:tcPr>
-            <w:tcW w:type="dxa" w:w="900"/>
-            <w:tcBorders>
-              <w:top w:val="single" w:color="000000" w:sz="6"/>
-              <w:left w:val="single" w:color="000000" w:sz="6"/>
-              <w:bottom w:val="single" w:color="000000" w:sz="6"/>
-              <w:right w:val="single" w:color="000000" w:sz="6"/>
-            </w:tcBorders>
-            <w:tcMar>
-              <w:top w:type="dxa" w:w="40"/>
-              <w:left w:type="dxa" w:w="80"/>
-              <w:bottom w:type="dxa" w:w="40"/>
-              <w:right w:type="dxa" w:w="80"/>
-            </w:tcMar>
-            <w:vAlign w:val="center"/>
-          </w:tcPr>
-          <w:p>
-            <w:pPr>
-              <w:spacing w:after="0"/>
-            </w:pPr>
-            <w:r>
-              <w:rPr>
-                <w:rFonts w:ascii="Arial" w:cs="Arial" w:eastAsia="Arial" w:hAnsi="Arial"/>
-                <w:b w:val="false"/>
-                <w:bCs w:val="false"/>
-                <w:i w:val="false"/>
-                <w:iCs w:val="false"/>
-                <w:sz w:val="16"/>
-                <w:szCs w:val="16"/>
-              </w:rPr>
-              <w:t xml:space="preserve">☐ 4</w:t>
-            </w:r>
-          </w:p>
-        </w:tc>
-        <w:tc>
-          <w:tcPr>
-            <w:tcW w:type="dxa" w:w="8460"/>
-            <w:tcBorders>
-              <w:top w:val="single" w:color="000000" w:sz="6"/>
-              <w:left w:val="single" w:color="000000" w:sz="6"/>
-              <w:bottom w:val="single" w:color="000000" w:sz="6"/>
-              <w:right w:val="single" w:color="000000" w:sz="6"/>
-            </w:tcBorders>
-            <w:tcMar>
-              <w:top w:type="dxa" w:w="40"/>
-              <w:left w:type="dxa" w:w="80"/>
-              <w:bottom w:type="dxa" w:w="40"/>
-              <w:right w:type="dxa" w:w="80"/>
-            </w:tcMar>
-            <w:vAlign w:val="center"/>
-          </w:tcPr>
-          <w:p>
-            <w:pPr>
-              <w:spacing w:after="0"/>
-            </w:pPr>
-            <w:r>
-              <w:rPr>
-                <w:rFonts w:ascii="Arial" w:cs="Arial" w:eastAsia="Arial" w:hAnsi="Arial"/>
-                <w:b w:val="false"/>
-                <w:bCs w:val="false"/>
-                <w:i w:val="false"/>
-                <w:iCs w:val="false"/>
-                <w:sz w:val="16"/>
-                <w:szCs w:val="16"/>
-              </w:rPr>
-              <w:t xml:space="preserve">CALIBRATION : ajuste le temps d'attente jusqu'à obtenir un vrai quart de tour (90°). Consigne chaque essai en Partie 3.</w:t>
-            </w:r>
-          </w:p>
-        </w:tc>
-      </w:tr>
-      <w:tr>
-        <w:tc>
-          <w:tcPr>
-            <w:tcW w:type="dxa" w:w="900"/>
-            <w:tcBorders>
-              <w:top w:val="single" w:color="000000" w:sz="6"/>
-              <w:left w:val="single" w:color="000000" w:sz="6"/>
-              <w:bottom w:val="single" w:color="000000" w:sz="6"/>
-              <w:right w:val="single" w:color="000000" w:sz="6"/>
-            </w:tcBorders>
-            <w:tcMar>
-              <w:top w:type="dxa" w:w="40"/>
-              <w:left w:type="dxa" w:w="80"/>
-              <w:bottom w:type="dxa" w:w="40"/>
-              <w:right w:type="dxa" w:w="80"/>
-            </w:tcMar>
-            <w:vAlign w:val="center"/>
-          </w:tcPr>
-          <w:p>
-            <w:pPr>
-              <w:spacing w:after="0"/>
-            </w:pPr>
-            <w:r>
-              <w:rPr>
-                <w:rFonts w:ascii="Arial" w:cs="Arial" w:eastAsia="Arial" w:hAnsi="Arial"/>
-                <w:b w:val="false"/>
-                <w:bCs w:val="false"/>
-                <w:i w:val="false"/>
-                <w:iCs w:val="false"/>
-                <w:sz w:val="16"/>
-                <w:szCs w:val="16"/>
-              </w:rPr>
-              <w:t xml:space="preserve">☐ 5</w:t>
-            </w:r>
-          </w:p>
-        </w:tc>
-        <w:tc>
-          <w:tcPr>
-            <w:tcW w:type="dxa" w:w="8460"/>
-            <w:tcBorders>
-              <w:top w:val="single" w:color="000000" w:sz="6"/>
-              <w:left w:val="single" w:color="000000" w:sz="6"/>
-              <w:bottom w:val="single" w:color="000000" w:sz="6"/>
-              <w:right w:val="single" w:color="000000" w:sz="6"/>
-            </w:tcBorders>
-            <w:tcMar>
-              <w:top w:type="dxa" w:w="40"/>
-              <w:left w:type="dxa" w:w="80"/>
-              <w:bottom w:type="dxa" w:w="40"/>
-              <w:right w:type="dxa" w:w="80"/>
-            </w:tcMar>
-            <w:vAlign w:val="center"/>
-          </w:tcPr>
-          <w:p>
-            <w:pPr>
-              <w:spacing w:after="0"/>
-            </w:pPr>
-            <w:r>
-              <w:rPr>
-                <w:rFonts w:ascii="Arial" w:cs="Arial" w:eastAsia="Arial" w:hAnsi="Arial"/>
-                <w:b w:val="false"/>
-                <w:bCs w:val="false"/>
-                <w:i w:val="false"/>
-                <w:iCs w:val="false"/>
-                <w:sz w:val="16"/>
-                <w:szCs w:val="16"/>
-              </w:rPr>
-              <w:t xml:space="preserve">Programme 3 : le CARRÉ = répéter 4 fois [ avancer 2 s ; tourner (ton temps calibré) ]. Démo au professeur ✋</w:t>
-            </w:r>
-          </w:p>
-        </w:tc>
-      </w:tr>
-    </w:tbl>
-    <w:p>
-      <w:pPr>
-        <w:spacing w:after="50"/>
-      </w:pPr>
-    </w:p>
-    <w:tbl>
-      <w:tblPr>
-        <w:tblW w:type="dxa" w:w="9360"/>
-        <w:tblBorders>
-          <w:top w:val="single" w:color="auto" w:sz="4"/>
-          <w:left w:val="single" w:color="auto" w:sz="4"/>
-          <w:bottom w:val="single" w:color="auto" w:sz="4"/>
-          <w:right w:val="single" w:color="auto" w:sz="4"/>
-          <w:insideH w:val="single" w:color="auto" w:sz="4"/>
-          <w:insideV w:val="single" w:color="auto" w:sz="4"/>
-        </w:tblBorders>
-      </w:tblPr>
-      <w:tblGrid>
-        <w:gridCol w:w="9360"/>
-      </w:tblGrid>
-      <w:tr>
-        <w:tc>
-          <w:tcPr>
-            <w:tcW w:type="dxa" w:w="9360"/>
-            <w:tcBorders>
-              <w:top w:val="single" w:color="000000" w:sz="6"/>
-              <w:left w:val="single" w:color="000000" w:sz="6"/>
-              <w:bottom w:val="single" w:color="000000" w:sz="6"/>
-              <w:right w:val="single" w:color="000000" w:sz="6"/>
-            </w:tcBorders>
-            <w:shd w:fill="D9D9D9" w:val="clear"/>
-            <w:tcMar>
-              <w:top w:type="dxa" w:w="40"/>
-              <w:left w:type="dxa" w:w="80"/>
-              <w:bottom w:type="dxa" w:w="40"/>
-              <w:right w:type="dxa" w:w="80"/>
-            </w:tcMar>
-            <w:vAlign w:val="center"/>
-          </w:tcPr>
-          <w:p>
-            <w:pPr>
-              <w:spacing w:after="0"/>
-            </w:pPr>
-            <w:r>
-              <w:rPr>
-                <w:rFonts w:ascii="Arial" w:cs="Arial" w:eastAsia="Arial" w:hAnsi="Arial"/>
-                <w:b/>
-                <w:bCs/>
-                <w:i w:val="false"/>
-                <w:iCs w:val="false"/>
-                <w:sz w:val="20"/>
-                <w:szCs w:val="20"/>
-              </w:rPr>
-              <w:t xml:space="preserve">PARTIE 3 — Le carnet de calibration (démarche d'ingénieur)</w:t>
-            </w:r>
-          </w:p>
-        </w:tc>
-      </w:tr>
-    </w:tbl>
-    <w:p>
-      <w:pPr>
-        <w:spacing w:after="40"/>
+        <w:spacing w:after="64"/>
       </w:pPr>
     </w:p>
     <w:tbl>
@@ -1696,8 +1696,8 @@
                 <w:bCs/>
                 <w:i w:val="false"/>
                 <w:iCs w:val="false"/>
-                <w:sz w:val="16"/>
-                <w:szCs w:val="16"/>
+                <w:sz w:val="24"/>
+                <w:szCs w:val="24"/>
               </w:rPr>
               <w:t xml:space="preserve">Essai</w:t>
             </w:r>
@@ -1732,8 +1732,8 @@
                 <w:bCs/>
                 <w:i w:val="false"/>
                 <w:iCs w:val="false"/>
-                <w:sz w:val="16"/>
-                <w:szCs w:val="16"/>
+                <w:sz w:val="24"/>
+                <w:szCs w:val="24"/>
               </w:rPr>
               <w:t xml:space="preserve">Temps de rotation testé (s)</w:t>
             </w:r>
@@ -1768,8 +1768,8 @@
                 <w:bCs/>
                 <w:i w:val="false"/>
                 <w:iCs w:val="false"/>
-                <w:sz w:val="16"/>
-                <w:szCs w:val="16"/>
+                <w:sz w:val="24"/>
+                <w:szCs w:val="24"/>
               </w:rPr>
               <w:t xml:space="preserve">Angle obtenu (estimé)</w:t>
             </w:r>
@@ -1804,8 +1804,8 @@
                 <w:bCs/>
                 <w:i w:val="false"/>
                 <w:iCs w:val="false"/>
-                <w:sz w:val="16"/>
-                <w:szCs w:val="16"/>
+                <w:sz w:val="24"/>
+                <w:szCs w:val="24"/>
               </w:rPr>
               <w:t xml:space="preserve">Conclusion</w:t>
             </w:r>
@@ -1841,8 +1841,8 @@
                 <w:bCs w:val="false"/>
                 <w:i w:val="false"/>
                 <w:iCs w:val="false"/>
-                <w:sz w:val="16"/>
-                <w:szCs w:val="16"/>
+                <w:sz w:val="24"/>
+                <w:szCs w:val="24"/>
               </w:rPr>
               <w:t xml:space="preserve">1</w:t>
             </w:r>
@@ -1876,8 +1876,8 @@
                 <w:bCs w:val="false"/>
                 <w:i w:val="false"/>
                 <w:iCs w:val="false"/>
-                <w:sz w:val="16"/>
-                <w:szCs w:val="16"/>
+                <w:sz w:val="24"/>
+                <w:szCs w:val="24"/>
               </w:rPr>
               <w:t xml:space="preserve">0,5 s</w:t>
             </w:r>
@@ -1911,10 +1911,10 @@
                 <w:bCs w:val="false"/>
                 <w:i w:val="false"/>
                 <w:iCs w:val="false"/>
-                <w:sz w:val="16"/>
-                <w:szCs w:val="16"/>
-              </w:rPr>
-              <w:t xml:space="preserve">............°</w:t>
+                <w:sz w:val="24"/>
+                <w:szCs w:val="24"/>
+              </w:rPr>
+              <w:t xml:space="preserve">......°</w:t>
             </w:r>
           </w:p>
         </w:tc>
@@ -1946,8 +1946,8 @@
                 <w:bCs w:val="false"/>
                 <w:i w:val="false"/>
                 <w:iCs w:val="false"/>
-                <w:sz w:val="16"/>
-                <w:szCs w:val="16"/>
+                <w:sz w:val="24"/>
+                <w:szCs w:val="24"/>
               </w:rPr>
               <w:t xml:space="preserve">trop / pas assez / correct</w:t>
             </w:r>
@@ -1983,8 +1983,8 @@
                 <w:bCs w:val="false"/>
                 <w:i w:val="false"/>
                 <w:iCs w:val="false"/>
-                <w:sz w:val="16"/>
-                <w:szCs w:val="16"/>
+                <w:sz w:val="24"/>
+                <w:szCs w:val="24"/>
               </w:rPr>
               <w:t xml:space="preserve">2</w:t>
             </w:r>
@@ -2018,10 +2018,10 @@
                 <w:bCs w:val="false"/>
                 <w:i w:val="false"/>
                 <w:iCs w:val="false"/>
-                <w:sz w:val="16"/>
-                <w:szCs w:val="16"/>
-              </w:rPr>
-              <w:t xml:space="preserve">............ s</w:t>
+                <w:sz w:val="24"/>
+                <w:szCs w:val="24"/>
+              </w:rPr>
+              <w:t xml:space="preserve">...... s</w:t>
             </w:r>
           </w:p>
         </w:tc>
@@ -2053,10 +2053,10 @@
                 <w:bCs w:val="false"/>
                 <w:i w:val="false"/>
                 <w:iCs w:val="false"/>
-                <w:sz w:val="16"/>
-                <w:szCs w:val="16"/>
-              </w:rPr>
-              <w:t xml:space="preserve">............°</w:t>
+                <w:sz w:val="24"/>
+                <w:szCs w:val="24"/>
+              </w:rPr>
+              <w:t xml:space="preserve">......°</w:t>
             </w:r>
           </w:p>
         </w:tc>
@@ -2088,8 +2088,8 @@
                 <w:bCs w:val="false"/>
                 <w:i w:val="false"/>
                 <w:iCs w:val="false"/>
-                <w:sz w:val="16"/>
-                <w:szCs w:val="16"/>
+                <w:sz w:val="24"/>
+                <w:szCs w:val="24"/>
               </w:rPr>
               <w:t xml:space="preserve">trop / pas assez / correct</w:t>
             </w:r>
@@ -2125,8 +2125,8 @@
                 <w:bCs w:val="false"/>
                 <w:i w:val="false"/>
                 <w:iCs w:val="false"/>
-                <w:sz w:val="16"/>
-                <w:szCs w:val="16"/>
+                <w:sz w:val="24"/>
+                <w:szCs w:val="24"/>
               </w:rPr>
               <w:t xml:space="preserve">3</w:t>
             </w:r>
@@ -2160,10 +2160,10 @@
                 <w:bCs w:val="false"/>
                 <w:i w:val="false"/>
                 <w:iCs w:val="false"/>
-                <w:sz w:val="16"/>
-                <w:szCs w:val="16"/>
-              </w:rPr>
-              <w:t xml:space="preserve">............ s</w:t>
+                <w:sz w:val="24"/>
+                <w:szCs w:val="24"/>
+              </w:rPr>
+              <w:t xml:space="preserve">...... s</w:t>
             </w:r>
           </w:p>
         </w:tc>
@@ -2195,8 +2195,8 @@
                 <w:bCs w:val="false"/>
                 <w:i w:val="false"/>
                 <w:iCs w:val="false"/>
-                <w:sz w:val="16"/>
-                <w:szCs w:val="16"/>
+                <w:sz w:val="24"/>
+                <w:szCs w:val="24"/>
               </w:rPr>
               <w:t xml:space="preserve">≈ 90° ✔</w:t>
             </w:r>
@@ -2230,8 +2230,8 @@
                 <w:bCs w:val="false"/>
                 <w:i w:val="false"/>
                 <w:iCs w:val="false"/>
-                <w:sz w:val="16"/>
-                <w:szCs w:val="16"/>
+                <w:sz w:val="24"/>
+                <w:szCs w:val="24"/>
               </w:rPr>
               <w:t xml:space="preserve">valeur retenue !</w:t>
             </w:r>
@@ -2241,7 +2241,7 @@
     </w:tbl>
     <w:p>
       <w:pPr>
-        <w:spacing w:after="30" w:before="50"/>
+        <w:spacing w:after="48" w:before="50"/>
       </w:pPr>
       <w:r>
         <w:rPr>
@@ -2250,15 +2250,15 @@
           <w:bCs w:val="false"/>
           <w:i w:val="false"/>
           <w:iCs w:val="false"/>
-          <w:sz w:val="16"/>
-          <w:szCs w:val="16"/>
+          <w:sz w:val="24"/>
+          <w:szCs w:val="24"/>
         </w:rPr>
         <w:t xml:space="preserve">3a. Pourquoi la valeur calibrée peut-elle changer d'un robot à l'autre ? (piles, moteurs, sol…)</w:t>
       </w:r>
     </w:p>
     <w:p>
       <w:pPr>
-        <w:spacing w:after="60"/>
+        <w:spacing w:after="96"/>
       </w:pPr>
       <w:r>
         <w:rPr>
@@ -2267,10 +2267,10 @@
           <w:bCs w:val="false"/>
           <w:i w:val="false"/>
           <w:iCs w:val="false"/>
-          <w:sz w:val="16"/>
-          <w:szCs w:val="16"/>
+          <w:sz w:val="24"/>
+          <w:szCs w:val="24"/>
         </w:rPr>
-        <w:t xml:space="preserve">......................................................................................................................</w:t>
+        <w:t xml:space="preserve">.............................................................................</w:t>
       </w:r>
     </w:p>
     <w:tbl>
@@ -2309,7 +2309,7 @@
           </w:tcPr>
           <w:p>
             <w:pPr>
-              <w:spacing w:after="60"/>
+              <w:spacing w:after="96"/>
             </w:pPr>
             <w:r>
               <w:rPr>
@@ -2318,61 +2318,61 @@
                 <w:bCs/>
                 <w:i w:val="false"/>
                 <w:iCs w:val="false"/>
-                <w:sz w:val="20"/>
-                <w:szCs w:val="20"/>
+                <w:sz w:val="28"/>
+                <w:szCs w:val="28"/>
               </w:rPr>
               <w:t xml:space="preserve">BILAN — Ce que je retiens</w:t>
             </w:r>
           </w:p>
           <w:p>
             <w:pPr>
-              <w:spacing w:after="60"/>
-            </w:pPr>
-            <w:r>
-              <w:rPr>
-                <w:rFonts w:ascii="Arial" w:cs="Arial" w:eastAsia="Arial" w:hAnsi="Arial"/>
-                <w:b w:val="false"/>
-                <w:bCs w:val="false"/>
-                <w:i w:val="false"/>
-                <w:iCs w:val="false"/>
-                <w:sz w:val="18"/>
-                <w:szCs w:val="18"/>
-              </w:rPr>
-              <w:t xml:space="preserve">Sur un système réel, le programme se ...................................... dans la carte avant de s'exécuter.</w:t>
-            </w:r>
-          </w:p>
-          <w:p>
-            <w:pPr>
-              <w:spacing w:after="60"/>
-            </w:pPr>
-            <w:r>
-              <w:rPr>
-                <w:rFonts w:ascii="Arial" w:cs="Arial" w:eastAsia="Arial" w:hAnsi="Arial"/>
-                <w:b w:val="false"/>
-                <w:bCs w:val="false"/>
-                <w:i w:val="false"/>
-                <w:iCs w:val="false"/>
-                <w:sz w:val="18"/>
-                <w:szCs w:val="18"/>
-              </w:rPr>
-              <w:t xml:space="preserve">Calibrer, c'est ajuster une valeur par ...................................... successifs jusqu'au résultat voulu.</w:t>
-            </w:r>
-          </w:p>
-          <w:p>
-            <w:pPr>
-              <w:spacing w:after="60"/>
-            </w:pPr>
-            <w:r>
-              <w:rPr>
-                <w:rFonts w:ascii="Arial" w:cs="Arial" w:eastAsia="Arial" w:hAnsi="Arial"/>
-                <w:b w:val="false"/>
-                <w:bCs w:val="false"/>
-                <w:i w:val="false"/>
-                <w:iCs w:val="false"/>
-                <w:sz w:val="18"/>
-                <w:szCs w:val="18"/>
-              </w:rPr>
-              <w:t xml:space="preserve">Sans bloc « s'arrêter », les moteurs ...................................... .</w:t>
+              <w:spacing w:after="96"/>
+            </w:pPr>
+            <w:r>
+              <w:rPr>
+                <w:rFonts w:ascii="Arial" w:cs="Arial" w:eastAsia="Arial" w:hAnsi="Arial"/>
+                <w:b w:val="false"/>
+                <w:bCs w:val="false"/>
+                <w:i w:val="false"/>
+                <w:iCs w:val="false"/>
+                <w:sz w:val="26"/>
+                <w:szCs w:val="26"/>
+              </w:rPr>
+              <w:t xml:space="preserve">Sur un système réel, le programme se ..................... dans la carte avant de s'exécuter.</w:t>
+            </w:r>
+          </w:p>
+          <w:p>
+            <w:pPr>
+              <w:spacing w:after="96"/>
+            </w:pPr>
+            <w:r>
+              <w:rPr>
+                <w:rFonts w:ascii="Arial" w:cs="Arial" w:eastAsia="Arial" w:hAnsi="Arial"/>
+                <w:b w:val="false"/>
+                <w:bCs w:val="false"/>
+                <w:i w:val="false"/>
+                <w:iCs w:val="false"/>
+                <w:sz w:val="26"/>
+                <w:szCs w:val="26"/>
+              </w:rPr>
+              <w:t xml:space="preserve">Calibrer, c'est ajuster une valeur par ..................... successifs jusqu'au résultat voulu.</w:t>
+            </w:r>
+          </w:p>
+          <w:p>
+            <w:pPr>
+              <w:spacing w:after="96"/>
+            </w:pPr>
+            <w:r>
+              <w:rPr>
+                <w:rFonts w:ascii="Arial" w:cs="Arial" w:eastAsia="Arial" w:hAnsi="Arial"/>
+                <w:b w:val="false"/>
+                <w:bCs w:val="false"/>
+                <w:i w:val="false"/>
+                <w:iCs w:val="false"/>
+                <w:sz w:val="26"/>
+                <w:szCs w:val="26"/>
+              </w:rPr>
+              <w:t xml:space="preserve">Sans bloc « s'arrêter », les moteurs ..................... .</w:t>
             </w:r>
           </w:p>
         </w:tc>
@@ -2390,8 +2390,8 @@
           <w:bCs w:val="false"/>
           <w:i/>
           <w:iCs/>
-          <w:sz w:val="16"/>
-          <w:szCs w:val="16"/>
+          <w:sz w:val="24"/>
+          <w:szCs w:val="24"/>
         </w:rPr>
         <w:t xml:space="preserve">« Le réel ne pardonne pas l'à-peu-près : il le montre. »</w:t>
       </w:r>
@@ -2544,8 +2544,8 @@
     <w:rPrDefault>
       <w:rPr>
         <w:rFonts w:ascii="Arial" w:cs="Arial" w:eastAsia="Arial" w:hAnsi="Arial"/>
-        <w:sz w:val="18"/>
-        <w:szCs w:val="18"/>
+        <w:sz w:val="24"/>
+        <w:szCs w:val="24"/>
       </w:rPr>
     </w:rPrDefault>
     <w:pPrDefault/>

--- a/public/2026/seq06/FICHE_S6-A02_mBlock_4eme.docx
+++ b/public/2026/seq06/FICHE_S6-A02_mBlock_4eme.docx
@@ -279,7 +279,7 @@
     </w:tbl>
     <w:p>
       <w:pPr>
-        <w:spacing w:after="96"/>
+        <w:spacing w:after="81"/>
       </w:pPr>
     </w:p>
     <w:tbl>
@@ -493,7 +493,7 @@
     </w:tbl>
     <w:p>
       <w:pPr>
-        <w:spacing w:after="128"/>
+        <w:spacing w:after="108"/>
       </w:pPr>
     </w:p>
     <w:tbl>
@@ -553,7 +553,7 @@
     </w:tbl>
     <w:p>
       <w:pPr>
-        <w:spacing w:after="128"/>
+        <w:spacing w:after="108"/>
       </w:pPr>
     </w:p>
     <w:tbl>
@@ -591,7 +591,7 @@
           </w:tcPr>
           <w:p>
             <w:pPr>
-              <w:spacing w:after="48"/>
+              <w:spacing w:after="41"/>
             </w:pPr>
             <w:r>
               <w:rPr>
@@ -628,7 +628,7 @@
     </w:tbl>
     <w:p>
       <w:pPr>
-        <w:spacing w:after="128"/>
+        <w:spacing w:after="108"/>
       </w:pPr>
     </w:p>
     <w:tbl>
@@ -687,7 +687,7 @@
     </w:tbl>
     <w:p>
       <w:pPr>
-        <w:spacing w:after="64"/>
+        <w:spacing w:after="54"/>
       </w:pPr>
     </w:p>
     <w:tbl>
@@ -1071,7 +1071,7 @@
     </w:tbl>
     <w:p>
       <w:pPr>
-        <w:spacing w:after="80"/>
+        <w:spacing w:after="68"/>
       </w:pPr>
     </w:p>
     <w:tbl>
@@ -1130,7 +1130,7 @@
     </w:tbl>
     <w:p>
       <w:pPr>
-        <w:spacing w:after="64"/>
+        <w:spacing w:after="54"/>
       </w:pPr>
     </w:p>
     <w:tbl>
@@ -1586,7 +1586,46 @@
     </w:tbl>
     <w:p>
       <w:pPr>
-        <w:spacing w:after="80"/>
+        <w:spacing w:before="60" w:after="80"/>
+        <w:jc w:val="center"/>
+      </w:pPr>
+      <w:r>
+        <w:drawing xmlns:wp="http://schemas.openxmlformats.org/drawingml/2006/wordprocessingDrawing">
+          <wp:inline distT="0" distB="0" distL="0" distR="0">
+            <wp:extent cx="2520000" cy="2520000"/>
+            <wp:docPr id="9708" name="schema_schema_carre_mbot.png"/>
+            <a:graphic xmlns:a="http://schemas.openxmlformats.org/drawingml/2006/main">
+              <a:graphicData uri="http://schemas.openxmlformats.org/drawingml/2006/picture">
+                <pic:pic xmlns:pic="http://schemas.openxmlformats.org/drawingml/2006/picture">
+                  <pic:nvPicPr>
+                    <pic:cNvPr id="9708" name="schema_schema_carre_mbot.png"/>
+                    <pic:cNvPicPr/>
+                  </pic:nvPicPr>
+                  <pic:blipFill>
+                    <a:blip xmlns:r="http://schemas.openxmlformats.org/officeDocument/2006/relationships" r:embed="rId902"/>
+                    <a:stretch>
+                      <a:fillRect/>
+                    </a:stretch>
+                  </pic:blipFill>
+                  <pic:spPr>
+                    <a:xfrm>
+                      <a:off x="0" y="0"/>
+                      <a:ext cx="2520000" cy="2520000"/>
+                    </a:xfrm>
+                    <a:prstGeom prst="rect">
+                      <a:avLst/>
+                    </a:prstGeom>
+                  </pic:spPr>
+                </pic:pic>
+              </a:graphicData>
+            </a:graphic>
+          </wp:inline>
+        </w:drawing>
+      </w:r>
+    </w:p>
+    <w:p>
+      <w:pPr>
+        <w:spacing w:after="68"/>
       </w:pPr>
     </w:p>
     <w:tbl>
@@ -1645,7 +1684,7 @@
     </w:tbl>
     <w:p>
       <w:pPr>
-        <w:spacing w:after="64"/>
+        <w:spacing w:after="54"/>
       </w:pPr>
     </w:p>
     <w:tbl>
@@ -2241,7 +2280,7 @@
     </w:tbl>
     <w:p>
       <w:pPr>
-        <w:spacing w:after="48" w:before="50"/>
+        <w:spacing w:after="41" w:before="50"/>
       </w:pPr>
       <w:r>
         <w:rPr>
@@ -2258,7 +2297,7 @@
     </w:p>
     <w:p>
       <w:pPr>
-        <w:spacing w:after="96"/>
+        <w:spacing w:after="81"/>
       </w:pPr>
       <w:r>
         <w:rPr>
@@ -2309,7 +2348,7 @@
           </w:tcPr>
           <w:p>
             <w:pPr>
-              <w:spacing w:after="96"/>
+              <w:spacing w:after="81"/>
             </w:pPr>
             <w:r>
               <w:rPr>
@@ -2326,7 +2365,7 @@
           </w:p>
           <w:p>
             <w:pPr>
-              <w:spacing w:after="96"/>
+              <w:spacing w:after="81"/>
             </w:pPr>
             <w:r>
               <w:rPr>
@@ -2343,7 +2382,7 @@
           </w:p>
           <w:p>
             <w:pPr>
-              <w:spacing w:after="96"/>
+              <w:spacing w:after="81"/>
             </w:pPr>
             <w:r>
               <w:rPr>
@@ -2360,7 +2399,7 @@
           </w:p>
           <w:p>
             <w:pPr>
-              <w:spacing w:after="96"/>
+              <w:spacing w:after="81"/>
             </w:pPr>
             <w:r>
               <w:rPr>

--- a/public/2026/seq06/FICHE_S6-A02_mBlock_4eme.docx
+++ b/public/2026/seq06/FICHE_S6-A02_mBlock_4eme.docx
@@ -21,6 +21,9 @@
         <w:gridCol w:w="1200"/>
       </w:tblGrid>
       <w:tr>
+        <w:trPr>
+          <w:cantSplit/>
+        </w:trPr>
         <w:tc>
           <w:tcPr>
             <w:tcW w:type="dxa" w:w="1266"/>
@@ -210,6 +213,32 @@
               <w:t xml:space="preserve">ACTIVITÉ N°02</w:t>
             </w:r>
           </w:p>
+          <w:p>
+            <w:pPr>
+              <w:spacing w:after="0"/>
+            </w:pPr>
+            <w:r>
+              <w:rPr>
+                <w:rFonts w:ascii="Arial" w:cs="Arial" w:eastAsia="Arial" w:hAnsi="Arial"/>
+                <w:sz w:val="14"/>
+                <w:szCs w:val="14"/>
+              </w:rPr>
+              <w:t xml:space="preserve">NOM : ..............................</w:t>
+            </w:r>
+          </w:p>
+          <w:p>
+            <w:pPr>
+              <w:spacing w:after="0"/>
+            </w:pPr>
+            <w:r>
+              <w:rPr>
+                <w:rFonts w:ascii="Arial" w:cs="Arial" w:eastAsia="Arial" w:hAnsi="Arial"/>
+                <w:sz w:val="14"/>
+                <w:szCs w:val="14"/>
+              </w:rPr>
+              <w:t xml:space="preserve">PRÉNOM : .........................</w:t>
+            </w:r>
+          </w:p>
         </w:tc>
         <w:tc>
           <w:tcPr>
@@ -295,32 +324,36 @@
         </w:tblBorders>
       </w:tblPr>
       <w:tblGrid>
-        <w:gridCol w:w="2840"/>
-        <w:gridCol w:w="2840"/>
-        <w:gridCol w:w="1640"/>
-        <w:gridCol w:w="2040"/>
+        <w:gridCol w:w="9360"/>
       </w:tblGrid>
       <w:tr>
-        <w:tc>
-          <w:tcPr>
-            <w:tcW w:type="dxa" w:w="2840"/>
-            <w:tcBorders>
-              <w:top w:val="single" w:color="000000" w:sz="6"/>
-              <w:left w:val="single" w:color="000000" w:sz="6"/>
-              <w:bottom w:val="single" w:color="000000" w:sz="6"/>
-              <w:right w:val="single" w:color="000000" w:sz="6"/>
-            </w:tcBorders>
-            <w:tcMar>
-              <w:top w:type="dxa" w:w="40"/>
-              <w:left w:type="dxa" w:w="80"/>
-              <w:bottom w:type="dxa" w:w="40"/>
-              <w:right w:type="dxa" w:w="80"/>
-            </w:tcMar>
-            <w:vAlign w:val="center"/>
-          </w:tcPr>
-          <w:p>
-            <w:pPr>
-              <w:spacing w:after="0"/>
+        <w:trPr>
+          <w:cantSplit/>
+        </w:trPr>
+        <w:tc>
+          <w:tcPr>
+            <w:tcW w:type="dxa" w:w="9360"/>
+            <w:tcBorders>
+              <w:top w:val="single" w:color="000000" w:sz="6"/>
+              <w:left w:val="single" w:color="000000" w:sz="6"/>
+              <w:bottom w:val="single" w:color="000000" w:sz="6"/>
+              <w:right w:val="single" w:color="000000" w:sz="6"/>
+            </w:tcBorders>
+            <w:shd w:fill="D9D9D9" w:val="clear"/>
+            <w:tcMar>
+              <w:top w:type="dxa" w:w="40"/>
+              <w:left w:type="dxa" w:w="80"/>
+              <w:bottom w:type="dxa" w:w="40"/>
+              <w:right w:type="dxa" w:w="80"/>
+            </w:tcMar>
+            <w:vAlign w:val="center"/>
+          </w:tcPr>
+          <w:p>
+            <w:pPr>
+              <w:keepNext/>
+              <w:keepLines/>
+              <w:spacing w:after="0"/>
+              <w:jc w:val="center"/>
             </w:pPr>
             <w:r>
               <w:rPr>
@@ -329,163 +362,10 @@
                 <w:bCs/>
                 <w:i w:val="false"/>
                 <w:iCs w:val="false"/>
-                <w:sz w:val="24"/>
-                <w:szCs w:val="24"/>
-              </w:rPr>
-              <w:t xml:space="preserve">Nom : </w:t>
-            </w:r>
-            <w:r>
-              <w:rPr>
-                <w:rFonts w:ascii="Arial" w:cs="Arial" w:eastAsia="Arial" w:hAnsi="Arial"/>
-                <w:b w:val="false"/>
-                <w:bCs w:val="false"/>
-                <w:i w:val="false"/>
-                <w:iCs w:val="false"/>
-                <w:sz w:val="24"/>
-                <w:szCs w:val="24"/>
-              </w:rPr>
-              <w:t xml:space="preserve">...................</w:t>
-            </w:r>
-          </w:p>
-        </w:tc>
-        <w:tc>
-          <w:tcPr>
-            <w:tcW w:type="dxa" w:w="2840"/>
-            <w:tcBorders>
-              <w:top w:val="single" w:color="000000" w:sz="6"/>
-              <w:left w:val="single" w:color="000000" w:sz="6"/>
-              <w:bottom w:val="single" w:color="000000" w:sz="6"/>
-              <w:right w:val="single" w:color="000000" w:sz="6"/>
-            </w:tcBorders>
-            <w:tcMar>
-              <w:top w:type="dxa" w:w="40"/>
-              <w:left w:type="dxa" w:w="80"/>
-              <w:bottom w:type="dxa" w:w="40"/>
-              <w:right w:type="dxa" w:w="80"/>
-            </w:tcMar>
-            <w:vAlign w:val="center"/>
-          </w:tcPr>
-          <w:p>
-            <w:pPr>
-              <w:spacing w:after="0"/>
-            </w:pPr>
-            <w:r>
-              <w:rPr>
-                <w:rFonts w:ascii="Arial" w:cs="Arial" w:eastAsia="Arial" w:hAnsi="Arial"/>
-                <w:b/>
-                <w:bCs/>
-                <w:i w:val="false"/>
-                <w:iCs w:val="false"/>
-                <w:sz w:val="24"/>
-                <w:szCs w:val="24"/>
-              </w:rPr>
-              <w:t xml:space="preserve">Prénom : </w:t>
-            </w:r>
-            <w:r>
-              <w:rPr>
-                <w:rFonts w:ascii="Arial" w:cs="Arial" w:eastAsia="Arial" w:hAnsi="Arial"/>
-                <w:b w:val="false"/>
-                <w:bCs w:val="false"/>
-                <w:i w:val="false"/>
-                <w:iCs w:val="false"/>
-                <w:sz w:val="24"/>
-                <w:szCs w:val="24"/>
-              </w:rPr>
-              <w:t xml:space="preserve">................</w:t>
-            </w:r>
-          </w:p>
-        </w:tc>
-        <w:tc>
-          <w:tcPr>
-            <w:tcW w:type="dxa" w:w="1640"/>
-            <w:tcBorders>
-              <w:top w:val="single" w:color="000000" w:sz="6"/>
-              <w:left w:val="single" w:color="000000" w:sz="6"/>
-              <w:bottom w:val="single" w:color="000000" w:sz="6"/>
-              <w:right w:val="single" w:color="000000" w:sz="6"/>
-            </w:tcBorders>
-            <w:tcMar>
-              <w:top w:type="dxa" w:w="40"/>
-              <w:left w:type="dxa" w:w="80"/>
-              <w:bottom w:type="dxa" w:w="40"/>
-              <w:right w:type="dxa" w:w="80"/>
-            </w:tcMar>
-            <w:vAlign w:val="center"/>
-          </w:tcPr>
-          <w:p>
-            <w:pPr>
-              <w:spacing w:after="0"/>
-            </w:pPr>
-            <w:r>
-              <w:rPr>
-                <w:rFonts w:ascii="Arial" w:cs="Arial" w:eastAsia="Arial" w:hAnsi="Arial"/>
-                <w:b/>
-                <w:bCs/>
-                <w:i w:val="false"/>
-                <w:iCs w:val="false"/>
-                <w:sz w:val="24"/>
-                <w:szCs w:val="24"/>
-              </w:rPr>
-              <w:t xml:space="preserve">Classe : </w:t>
-            </w:r>
-            <w:r>
-              <w:rPr>
-                <w:rFonts w:ascii="Arial" w:cs="Arial" w:eastAsia="Arial" w:hAnsi="Arial"/>
-                <w:b w:val="false"/>
-                <w:bCs w:val="false"/>
-                <w:i w:val="false"/>
-                <w:iCs w:val="false"/>
-                <w:sz w:val="24"/>
-                <w:szCs w:val="24"/>
-              </w:rPr>
-              <w:t xml:space="preserve">......</w:t>
-            </w:r>
-          </w:p>
-        </w:tc>
-        <w:tc>
-          <w:tcPr>
-            <w:tcW w:type="dxa" w:w="2040"/>
-            <w:tcBorders>
-              <w:top w:val="single" w:color="000000" w:sz="6"/>
-              <w:left w:val="single" w:color="000000" w:sz="6"/>
-              <w:bottom w:val="single" w:color="000000" w:sz="6"/>
-              <w:right w:val="single" w:color="000000" w:sz="6"/>
-            </w:tcBorders>
-            <w:tcMar>
-              <w:top w:type="dxa" w:w="40"/>
-              <w:left w:type="dxa" w:w="80"/>
-              <w:bottom w:type="dxa" w:w="40"/>
-              <w:right w:type="dxa" w:w="80"/>
-            </w:tcMar>
-            <w:vAlign w:val="center"/>
-          </w:tcPr>
-          <w:p>
-            <w:pPr>
-              <w:spacing w:after="0"/>
-            </w:pPr>
-            <w:r>
-              <w:rPr>
-                <w:rFonts w:ascii="Arial" w:cs="Arial" w:eastAsia="Arial" w:hAnsi="Arial"/>
-                <w:b/>
-                <w:bCs/>
-                <w:i w:val="false"/>
-                <w:iCs w:val="false"/>
-                <w:sz w:val="24"/>
-                <w:szCs w:val="24"/>
-              </w:rPr>
-              <w:t xml:space="preserve">Maison : </w:t>
-            </w:r>
-            <w:r>
-              <w:rPr>
-                <w:rFonts w:ascii="Arial" w:cs="Arial" w:eastAsia="Arial" w:hAnsi="Arial"/>
-                <w:b w:val="false"/>
-                <w:bCs w:val="false"/>
-                <w:i w:val="false"/>
-                <w:iCs w:val="false"/>
-                <w:sz w:val="24"/>
-                <w:szCs w:val="24"/>
-              </w:rPr>
-              <w:t xml:space="preserve">......</w:t>
+                <w:sz w:val="32"/>
+                <w:szCs w:val="32"/>
+              </w:rPr>
+              <w:t xml:space="preserve">mBLOCK : MES PREMIERS PROGRAMMES SUR SYSTÈME RÉEL</w:t>
             </w:r>
           </w:p>
         </w:tc>
@@ -493,6 +373,8 @@
     </w:tbl>
     <w:p>
       <w:pPr>
+        <w:keepNext/>
+        <w:keepLines/>
         <w:spacing w:after="108"/>
       </w:pPr>
     </w:p>
@@ -512,66 +394,9 @@
         <w:gridCol w:w="9360"/>
       </w:tblGrid>
       <w:tr>
-        <w:tc>
-          <w:tcPr>
-            <w:tcW w:type="dxa" w:w="9360"/>
-            <w:tcBorders>
-              <w:top w:val="single" w:color="000000" w:sz="6"/>
-              <w:left w:val="single" w:color="000000" w:sz="6"/>
-              <w:bottom w:val="single" w:color="000000" w:sz="6"/>
-              <w:right w:val="single" w:color="000000" w:sz="6"/>
-            </w:tcBorders>
-            <w:shd w:fill="D9D9D9" w:val="clear"/>
-            <w:tcMar>
-              <w:top w:type="dxa" w:w="40"/>
-              <w:left w:type="dxa" w:w="80"/>
-              <w:bottom w:type="dxa" w:w="40"/>
-              <w:right w:type="dxa" w:w="80"/>
-            </w:tcMar>
-            <w:vAlign w:val="center"/>
-          </w:tcPr>
-          <w:p>
-            <w:pPr>
-              <w:spacing w:after="0"/>
-              <w:jc w:val="center"/>
-            </w:pPr>
-            <w:r>
-              <w:rPr>
-                <w:rFonts w:ascii="Arial" w:cs="Arial" w:eastAsia="Arial" w:hAnsi="Arial"/>
-                <w:b/>
-                <w:bCs/>
-                <w:i w:val="false"/>
-                <w:iCs w:val="false"/>
-                <w:sz w:val="32"/>
-                <w:szCs w:val="32"/>
-              </w:rPr>
-              <w:t xml:space="preserve">mBLOCK : MES PREMIERS PROGRAMMES SUR SYSTÈME RÉEL</w:t>
-            </w:r>
-          </w:p>
-        </w:tc>
-      </w:tr>
-    </w:tbl>
-    <w:p>
-      <w:pPr>
-        <w:spacing w:after="108"/>
-      </w:pPr>
-    </w:p>
-    <w:tbl>
-      <w:tblPr>
-        <w:tblW w:type="dxa" w:w="9360"/>
-        <w:tblBorders>
-          <w:top w:val="single" w:color="auto" w:sz="4"/>
-          <w:left w:val="single" w:color="auto" w:sz="4"/>
-          <w:bottom w:val="single" w:color="auto" w:sz="4"/>
-          <w:right w:val="single" w:color="auto" w:sz="4"/>
-          <w:insideH w:val="single" w:color="auto" w:sz="4"/>
-          <w:insideV w:val="single" w:color="auto" w:sz="4"/>
-        </w:tblBorders>
-      </w:tblPr>
-      <w:tblGrid>
-        <w:gridCol w:w="9360"/>
-      </w:tblGrid>
-      <w:tr>
+        <w:trPr>
+          <w:cantSplit/>
+        </w:trPr>
         <w:tc>
           <w:tcPr>
             <w:tcW w:type="dxa" w:w="9360"/>
@@ -591,6 +416,8 @@
           </w:tcPr>
           <w:p>
             <w:pPr>
+              <w:keepNext/>
+              <w:keepLines/>
               <w:spacing w:after="41"/>
             </w:pPr>
             <w:r>
@@ -608,6 +435,8 @@
           </w:p>
           <w:p>
             <w:pPr>
+              <w:keepNext/>
+              <w:keepLines/>
               <w:spacing w:after="0"/>
             </w:pPr>
             <w:r>
@@ -628,67 +457,30 @@
     </w:tbl>
     <w:p>
       <w:pPr>
-        <w:spacing w:after="108"/>
+        <w:keepNext/>
+        <w:keepLines/>
+        <w:pBdr>
+          <w:top w:val="single" w:color="000000" w:sz="6" w:space="4"/>
+          <w:left w:val="single" w:color="000000" w:sz="6" w:space="4"/>
+          <w:bottom w:val="single" w:color="000000" w:sz="6" w:space="4"/>
+          <w:right w:val="single" w:color="000000" w:sz="6" w:space="4"/>
+        </w:pBdr>
+        <w:shd w:val="clear" w:color="auto" w:fill="D9D9D9"/>
+        <w:spacing w:before="150" w:after="130"/>
+        <w:ind w:left="0" w:right="1106"/>
       </w:pPr>
-    </w:p>
-    <w:tbl>
-      <w:tblPr>
-        <w:tblW w:type="dxa" w:w="9360"/>
-        <w:tblBorders>
-          <w:top w:val="single" w:color="auto" w:sz="4"/>
-          <w:left w:val="single" w:color="auto" w:sz="4"/>
-          <w:bottom w:val="single" w:color="auto" w:sz="4"/>
-          <w:right w:val="single" w:color="auto" w:sz="4"/>
-          <w:insideH w:val="single" w:color="auto" w:sz="4"/>
-          <w:insideV w:val="single" w:color="auto" w:sz="4"/>
-        </w:tblBorders>
-      </w:tblPr>
-      <w:tblGrid>
-        <w:gridCol w:w="9360"/>
-      </w:tblGrid>
-      <w:tr>
-        <w:tc>
-          <w:tcPr>
-            <w:tcW w:type="dxa" w:w="9360"/>
-            <w:tcBorders>
-              <w:top w:val="single" w:color="000000" w:sz="6"/>
-              <w:left w:val="single" w:color="000000" w:sz="6"/>
-              <w:bottom w:val="single" w:color="000000" w:sz="6"/>
-              <w:right w:val="single" w:color="000000" w:sz="6"/>
-            </w:tcBorders>
-            <w:shd w:fill="D9D9D9" w:val="clear"/>
-            <w:tcMar>
-              <w:top w:type="dxa" w:w="40"/>
-              <w:left w:type="dxa" w:w="80"/>
-              <w:bottom w:type="dxa" w:w="40"/>
-              <w:right w:type="dxa" w:w="80"/>
-            </w:tcMar>
-            <w:vAlign w:val="center"/>
-          </w:tcPr>
-          <w:p>
-            <w:pPr>
-              <w:spacing w:after="0"/>
-            </w:pPr>
-            <w:r>
-              <w:rPr>
-                <w:rFonts w:ascii="Arial" w:cs="Arial" w:eastAsia="Arial" w:hAnsi="Arial"/>
-                <w:b/>
-                <w:bCs/>
-                <w:i w:val="false"/>
-                <w:iCs w:val="false"/>
-                <w:sz w:val="28"/>
-                <w:szCs w:val="28"/>
-              </w:rPr>
-              <w:t xml:space="preserve">PARTIE 1 — mBlock : connexion et blocs de base  (document projeté)</w:t>
-            </w:r>
-          </w:p>
-        </w:tc>
-      </w:tr>
-    </w:tbl>
-    <w:p>
-      <w:pPr>
-        <w:spacing w:after="54"/>
-      </w:pPr>
+      <w:r>
+        <w:rPr>
+          <w:rFonts w:ascii="Arial" w:cs="Arial" w:eastAsia="Arial" w:hAnsi="Arial"/>
+          <w:b/>
+          <w:bCs/>
+          <w:i w:val="false"/>
+          <w:iCs w:val="false"/>
+          <w:sz w:val="28"/>
+          <w:szCs w:val="28"/>
+        </w:rPr>
+        <w:t xml:space="preserve">PARTIE 1 — mBlock : connexion et blocs de base  (document projeté)</w:t>
+      </w:r>
     </w:p>
     <w:tbl>
       <w:tblPr>
@@ -707,6 +499,9 @@
         <w:gridCol w:w="4960"/>
       </w:tblGrid>
       <w:tr>
+        <w:trPr>
+          <w:cantSplit/>
+        </w:trPr>
         <w:tc>
           <w:tcPr>
             <w:tcW w:type="dxa" w:w="4400"/>
@@ -727,6 +522,8 @@
           </w:tcPr>
           <w:p>
             <w:pPr>
+              <w:keepNext/>
+              <w:keepLines/>
               <w:spacing w:after="0"/>
             </w:pPr>
             <w:r>
@@ -763,6 +560,8 @@
           </w:tcPr>
           <w:p>
             <w:pPr>
+              <w:keepNext/>
+              <w:keepLines/>
               <w:spacing w:after="0"/>
             </w:pPr>
             <w:r>
@@ -781,6 +580,9 @@
         </w:tc>
       </w:tr>
       <w:tr>
+        <w:trPr>
+          <w:cantSplit/>
+        </w:trPr>
         <w:tc>
           <w:tcPr>
             <w:tcW w:type="dxa" w:w="4400"/>
@@ -800,6 +602,8 @@
           </w:tcPr>
           <w:p>
             <w:pPr>
+              <w:keepNext/>
+              <w:keepLines/>
               <w:spacing w:after="0"/>
             </w:pPr>
             <w:r>
@@ -835,6 +639,8 @@
           </w:tcPr>
           <w:p>
             <w:pPr>
+              <w:keepNext/>
+              <w:keepLines/>
               <w:spacing w:after="0"/>
             </w:pPr>
             <w:r>
@@ -853,6 +659,9 @@
         </w:tc>
       </w:tr>
       <w:tr>
+        <w:trPr>
+          <w:cantSplit/>
+        </w:trPr>
         <w:tc>
           <w:tcPr>
             <w:tcW w:type="dxa" w:w="4400"/>
@@ -872,6 +681,8 @@
           </w:tcPr>
           <w:p>
             <w:pPr>
+              <w:keepNext/>
+              <w:keepLines/>
               <w:spacing w:after="0"/>
             </w:pPr>
             <w:r>
@@ -907,6 +718,8 @@
           </w:tcPr>
           <w:p>
             <w:pPr>
+              <w:keepNext/>
+              <w:keepLines/>
               <w:spacing w:after="0"/>
             </w:pPr>
             <w:r>
@@ -925,6 +738,9 @@
         </w:tc>
       </w:tr>
       <w:tr>
+        <w:trPr>
+          <w:cantSplit/>
+        </w:trPr>
         <w:tc>
           <w:tcPr>
             <w:tcW w:type="dxa" w:w="4400"/>
@@ -944,6 +760,8 @@
           </w:tcPr>
           <w:p>
             <w:pPr>
+              <w:keepNext/>
+              <w:keepLines/>
               <w:spacing w:after="0"/>
             </w:pPr>
             <w:r>
@@ -979,6 +797,8 @@
           </w:tcPr>
           <w:p>
             <w:pPr>
+              <w:keepNext/>
+              <w:keepLines/>
               <w:spacing w:after="0"/>
             </w:pPr>
             <w:r>
@@ -997,6 +817,9 @@
         </w:tc>
       </w:tr>
       <w:tr>
+        <w:trPr>
+          <w:cantSplit/>
+        </w:trPr>
         <w:tc>
           <w:tcPr>
             <w:tcW w:type="dxa" w:w="4400"/>
@@ -1071,67 +894,30 @@
     </w:tbl>
     <w:p>
       <w:pPr>
-        <w:spacing w:after="68"/>
+        <w:keepNext/>
+        <w:keepLines/>
+        <w:pBdr>
+          <w:top w:val="single" w:color="000000" w:sz="6" w:space="4"/>
+          <w:left w:val="single" w:color="000000" w:sz="6" w:space="4"/>
+          <w:bottom w:val="single" w:color="000000" w:sz="6" w:space="4"/>
+          <w:right w:val="single" w:color="000000" w:sz="6" w:space="4"/>
+        </w:pBdr>
+        <w:shd w:val="clear" w:color="auto" w:fill="D9D9D9"/>
+        <w:spacing w:before="150" w:after="130"/>
+        <w:ind w:left="0" w:right="1106"/>
       </w:pPr>
-    </w:p>
-    <w:tbl>
-      <w:tblPr>
-        <w:tblW w:type="dxa" w:w="9360"/>
-        <w:tblBorders>
-          <w:top w:val="single" w:color="auto" w:sz="4"/>
-          <w:left w:val="single" w:color="auto" w:sz="4"/>
-          <w:bottom w:val="single" w:color="auto" w:sz="4"/>
-          <w:right w:val="single" w:color="auto" w:sz="4"/>
-          <w:insideH w:val="single" w:color="auto" w:sz="4"/>
-          <w:insideV w:val="single" w:color="auto" w:sz="4"/>
-        </w:tblBorders>
-      </w:tblPr>
-      <w:tblGrid>
-        <w:gridCol w:w="9360"/>
-      </w:tblGrid>
-      <w:tr>
-        <w:tc>
-          <w:tcPr>
-            <w:tcW w:type="dxa" w:w="9360"/>
-            <w:tcBorders>
-              <w:top w:val="single" w:color="000000" w:sz="6"/>
-              <w:left w:val="single" w:color="000000" w:sz="6"/>
-              <w:bottom w:val="single" w:color="000000" w:sz="6"/>
-              <w:right w:val="single" w:color="000000" w:sz="6"/>
-            </w:tcBorders>
-            <w:shd w:fill="D9D9D9" w:val="clear"/>
-            <w:tcMar>
-              <w:top w:type="dxa" w:w="40"/>
-              <w:left w:type="dxa" w:w="80"/>
-              <w:bottom w:type="dxa" w:w="40"/>
-              <w:right w:type="dxa" w:w="80"/>
-            </w:tcMar>
-            <w:vAlign w:val="center"/>
-          </w:tcPr>
-          <w:p>
-            <w:pPr>
-              <w:spacing w:after="0"/>
-            </w:pPr>
-            <w:r>
-              <w:rPr>
-                <w:rFonts w:ascii="Arial" w:cs="Arial" w:eastAsia="Arial" w:hAnsi="Arial"/>
-                <w:b/>
-                <w:bCs/>
-                <w:i w:val="false"/>
-                <w:iCs w:val="false"/>
-                <w:sz w:val="28"/>
-                <w:szCs w:val="28"/>
-              </w:rPr>
-              <w:t xml:space="preserve">PARTIE 2 — Atelier robot : avancer, s'arrêter, tourner  (rotation d'ateliers)</w:t>
-            </w:r>
-          </w:p>
-        </w:tc>
-      </w:tr>
-    </w:tbl>
-    <w:p>
-      <w:pPr>
-        <w:spacing w:after="54"/>
-      </w:pPr>
+      <w:r>
+        <w:rPr>
+          <w:rFonts w:ascii="Arial" w:cs="Arial" w:eastAsia="Arial" w:hAnsi="Arial"/>
+          <w:b/>
+          <w:bCs/>
+          <w:i w:val="false"/>
+          <w:iCs w:val="false"/>
+          <w:sz w:val="28"/>
+          <w:szCs w:val="28"/>
+        </w:rPr>
+        <w:t xml:space="preserve">PARTIE 2 — Atelier robot : avancer, s'arrêter, tourner  (rotation d'ateliers)</w:t>
+      </w:r>
     </w:p>
     <w:tbl>
       <w:tblPr>
@@ -1150,6 +936,9 @@
         <w:gridCol w:w="8460"/>
       </w:tblGrid>
       <w:tr>
+        <w:trPr>
+          <w:cantSplit/>
+        </w:trPr>
         <w:tc>
           <w:tcPr>
             <w:tcW w:type="dxa" w:w="900"/>
@@ -1170,6 +959,8 @@
           </w:tcPr>
           <w:p>
             <w:pPr>
+              <w:keepNext/>
+              <w:keepLines/>
               <w:spacing w:after="0"/>
             </w:pPr>
             <w:r>
@@ -1206,6 +997,8 @@
           </w:tcPr>
           <w:p>
             <w:pPr>
+              <w:keepNext/>
+              <w:keepLines/>
               <w:spacing w:after="0"/>
             </w:pPr>
             <w:r>
@@ -1224,6 +1017,9 @@
         </w:tc>
       </w:tr>
       <w:tr>
+        <w:trPr>
+          <w:cantSplit/>
+        </w:trPr>
         <w:tc>
           <w:tcPr>
             <w:tcW w:type="dxa" w:w="900"/>
@@ -1243,6 +1039,8 @@
           </w:tcPr>
           <w:p>
             <w:pPr>
+              <w:keepNext/>
+              <w:keepLines/>
               <w:spacing w:after="0"/>
             </w:pPr>
             <w:r>
@@ -1278,6 +1076,8 @@
           </w:tcPr>
           <w:p>
             <w:pPr>
+              <w:keepNext/>
+              <w:keepLines/>
               <w:spacing w:after="0"/>
             </w:pPr>
             <w:r>
@@ -1296,6 +1096,9 @@
         </w:tc>
       </w:tr>
       <w:tr>
+        <w:trPr>
+          <w:cantSplit/>
+        </w:trPr>
         <w:tc>
           <w:tcPr>
             <w:tcW w:type="dxa" w:w="900"/>
@@ -1315,6 +1118,8 @@
           </w:tcPr>
           <w:p>
             <w:pPr>
+              <w:keepNext/>
+              <w:keepLines/>
               <w:spacing w:after="0"/>
             </w:pPr>
             <w:r>
@@ -1350,6 +1155,8 @@
           </w:tcPr>
           <w:p>
             <w:pPr>
+              <w:keepNext/>
+              <w:keepLines/>
               <w:spacing w:after="0"/>
             </w:pPr>
             <w:r>
@@ -1368,6 +1175,9 @@
         </w:tc>
       </w:tr>
       <w:tr>
+        <w:trPr>
+          <w:cantSplit/>
+        </w:trPr>
         <w:tc>
           <w:tcPr>
             <w:tcW w:type="dxa" w:w="900"/>
@@ -1387,6 +1197,8 @@
           </w:tcPr>
           <w:p>
             <w:pPr>
+              <w:keepNext/>
+              <w:keepLines/>
               <w:spacing w:after="0"/>
             </w:pPr>
             <w:r>
@@ -1422,6 +1234,8 @@
           </w:tcPr>
           <w:p>
             <w:pPr>
+              <w:keepNext/>
+              <w:keepLines/>
               <w:spacing w:after="0"/>
             </w:pPr>
             <w:r>
@@ -1440,6 +1254,9 @@
         </w:tc>
       </w:tr>
       <w:tr>
+        <w:trPr>
+          <w:cantSplit/>
+        </w:trPr>
         <w:tc>
           <w:tcPr>
             <w:tcW w:type="dxa" w:w="900"/>
@@ -1459,6 +1276,8 @@
           </w:tcPr>
           <w:p>
             <w:pPr>
+              <w:keepNext/>
+              <w:keepLines/>
               <w:spacing w:after="0"/>
             </w:pPr>
             <w:r>
@@ -1494,6 +1313,8 @@
           </w:tcPr>
           <w:p>
             <w:pPr>
+              <w:keepNext/>
+              <w:keepLines/>
               <w:spacing w:after="0"/>
             </w:pPr>
             <w:r>
@@ -1512,6 +1333,9 @@
         </w:tc>
       </w:tr>
       <w:tr>
+        <w:trPr>
+          <w:cantSplit/>
+        </w:trPr>
         <w:tc>
           <w:tcPr>
             <w:tcW w:type="dxa" w:w="900"/>
@@ -1625,67 +1449,30 @@
     </w:p>
     <w:p>
       <w:pPr>
-        <w:spacing w:after="68"/>
+        <w:keepNext/>
+        <w:keepLines/>
+        <w:pBdr>
+          <w:top w:val="single" w:color="000000" w:sz="6" w:space="4"/>
+          <w:left w:val="single" w:color="000000" w:sz="6" w:space="4"/>
+          <w:bottom w:val="single" w:color="000000" w:sz="6" w:space="4"/>
+          <w:right w:val="single" w:color="000000" w:sz="6" w:space="4"/>
+        </w:pBdr>
+        <w:shd w:val="clear" w:color="auto" w:fill="D9D9D9"/>
+        <w:spacing w:before="150" w:after="130"/>
+        <w:ind w:left="0" w:right="1106"/>
       </w:pPr>
-    </w:p>
-    <w:tbl>
-      <w:tblPr>
-        <w:tblW w:type="dxa" w:w="9360"/>
-        <w:tblBorders>
-          <w:top w:val="single" w:color="auto" w:sz="4"/>
-          <w:left w:val="single" w:color="auto" w:sz="4"/>
-          <w:bottom w:val="single" w:color="auto" w:sz="4"/>
-          <w:right w:val="single" w:color="auto" w:sz="4"/>
-          <w:insideH w:val="single" w:color="auto" w:sz="4"/>
-          <w:insideV w:val="single" w:color="auto" w:sz="4"/>
-        </w:tblBorders>
-      </w:tblPr>
-      <w:tblGrid>
-        <w:gridCol w:w="9360"/>
-      </w:tblGrid>
-      <w:tr>
-        <w:tc>
-          <w:tcPr>
-            <w:tcW w:type="dxa" w:w="9360"/>
-            <w:tcBorders>
-              <w:top w:val="single" w:color="000000" w:sz="6"/>
-              <w:left w:val="single" w:color="000000" w:sz="6"/>
-              <w:bottom w:val="single" w:color="000000" w:sz="6"/>
-              <w:right w:val="single" w:color="000000" w:sz="6"/>
-            </w:tcBorders>
-            <w:shd w:fill="D9D9D9" w:val="clear"/>
-            <w:tcMar>
-              <w:top w:type="dxa" w:w="40"/>
-              <w:left w:type="dxa" w:w="80"/>
-              <w:bottom w:type="dxa" w:w="40"/>
-              <w:right w:type="dxa" w:w="80"/>
-            </w:tcMar>
-            <w:vAlign w:val="center"/>
-          </w:tcPr>
-          <w:p>
-            <w:pPr>
-              <w:spacing w:after="0"/>
-            </w:pPr>
-            <w:r>
-              <w:rPr>
-                <w:rFonts w:ascii="Arial" w:cs="Arial" w:eastAsia="Arial" w:hAnsi="Arial"/>
-                <w:b/>
-                <w:bCs/>
-                <w:i w:val="false"/>
-                <w:iCs w:val="false"/>
-                <w:sz w:val="28"/>
-                <w:szCs w:val="28"/>
-              </w:rPr>
-              <w:t xml:space="preserve">PARTIE 3 — Le carnet de calibration (démarche d'ingénieur)</w:t>
-            </w:r>
-          </w:p>
-        </w:tc>
-      </w:tr>
-    </w:tbl>
-    <w:p>
-      <w:pPr>
-        <w:spacing w:after="54"/>
-      </w:pPr>
+      <w:r>
+        <w:rPr>
+          <w:rFonts w:ascii="Arial" w:cs="Arial" w:eastAsia="Arial" w:hAnsi="Arial"/>
+          <w:b/>
+          <w:bCs/>
+          <w:i w:val="false"/>
+          <w:iCs w:val="false"/>
+          <w:sz w:val="28"/>
+          <w:szCs w:val="28"/>
+        </w:rPr>
+        <w:t xml:space="preserve">PARTIE 3 — Le carnet de calibration (démarche d'ingénieur)</w:t>
+      </w:r>
     </w:p>
     <w:tbl>
       <w:tblPr>
@@ -1706,6 +1493,9 @@
         <w:gridCol w:w="2660"/>
       </w:tblGrid>
       <w:tr>
+        <w:trPr>
+          <w:cantSplit/>
+        </w:trPr>
         <w:tc>
           <w:tcPr>
             <w:tcW w:type="dxa" w:w="1000"/>
@@ -1726,6 +1516,8 @@
           </w:tcPr>
           <w:p>
             <w:pPr>
+              <w:keepNext/>
+              <w:keepLines/>
               <w:spacing w:after="0"/>
             </w:pPr>
             <w:r>
@@ -1762,6 +1554,8 @@
           </w:tcPr>
           <w:p>
             <w:pPr>
+              <w:keepNext/>
+              <w:keepLines/>
               <w:spacing w:after="0"/>
             </w:pPr>
             <w:r>
@@ -1798,6 +1592,8 @@
           </w:tcPr>
           <w:p>
             <w:pPr>
+              <w:keepNext/>
+              <w:keepLines/>
               <w:spacing w:after="0"/>
             </w:pPr>
             <w:r>
@@ -1834,6 +1630,8 @@
           </w:tcPr>
           <w:p>
             <w:pPr>
+              <w:keepNext/>
+              <w:keepLines/>
               <w:spacing w:after="0"/>
             </w:pPr>
             <w:r>
@@ -1852,6 +1650,9 @@
         </w:tc>
       </w:tr>
       <w:tr>
+        <w:trPr>
+          <w:cantSplit/>
+        </w:trPr>
         <w:tc>
           <w:tcPr>
             <w:tcW w:type="dxa" w:w="1000"/>
@@ -1871,6 +1672,8 @@
           </w:tcPr>
           <w:p>
             <w:pPr>
+              <w:keepNext/>
+              <w:keepLines/>
               <w:spacing w:after="0"/>
             </w:pPr>
             <w:r>
@@ -1906,6 +1709,8 @@
           </w:tcPr>
           <w:p>
             <w:pPr>
+              <w:keepNext/>
+              <w:keepLines/>
               <w:spacing w:after="0"/>
             </w:pPr>
             <w:r>
@@ -1941,6 +1746,8 @@
           </w:tcPr>
           <w:p>
             <w:pPr>
+              <w:keepNext/>
+              <w:keepLines/>
               <w:spacing w:after="0"/>
             </w:pPr>
             <w:r>
@@ -1976,6 +1783,8 @@
           </w:tcPr>
           <w:p>
             <w:pPr>
+              <w:keepNext/>
+              <w:keepLines/>
               <w:spacing w:after="0"/>
             </w:pPr>
             <w:r>
@@ -1994,6 +1803,9 @@
         </w:tc>
       </w:tr>
       <w:tr>
+        <w:trPr>
+          <w:cantSplit/>
+        </w:trPr>
         <w:tc>
           <w:tcPr>
             <w:tcW w:type="dxa" w:w="1000"/>
@@ -2013,6 +1825,8 @@
           </w:tcPr>
           <w:p>
             <w:pPr>
+              <w:keepNext/>
+              <w:keepLines/>
               <w:spacing w:after="0"/>
             </w:pPr>
             <w:r>
@@ -2048,6 +1862,8 @@
           </w:tcPr>
           <w:p>
             <w:pPr>
+              <w:keepNext/>
+              <w:keepLines/>
               <w:spacing w:after="0"/>
             </w:pPr>
             <w:r>
@@ -2083,6 +1899,8 @@
           </w:tcPr>
           <w:p>
             <w:pPr>
+              <w:keepNext/>
+              <w:keepLines/>
               <w:spacing w:after="0"/>
             </w:pPr>
             <w:r>
@@ -2118,6 +1936,8 @@
           </w:tcPr>
           <w:p>
             <w:pPr>
+              <w:keepNext/>
+              <w:keepLines/>
               <w:spacing w:after="0"/>
             </w:pPr>
             <w:r>
@@ -2136,6 +1956,9 @@
         </w:tc>
       </w:tr>
       <w:tr>
+        <w:trPr>
+          <w:cantSplit/>
+        </w:trPr>
         <w:tc>
           <w:tcPr>
             <w:tcW w:type="dxa" w:w="1000"/>
@@ -2328,6 +2151,9 @@
         <w:gridCol w:w="9360"/>
       </w:tblGrid>
       <w:tr>
+        <w:trPr>
+          <w:cantSplit/>
+        </w:trPr>
         <w:tc>
           <w:tcPr>
             <w:tcW w:type="dxa" w:w="9360"/>

--- a/public/2026/seq06/FICHE_S6-A02_mBlock_4eme.docx
+++ b/public/2026/seq06/FICHE_S6-A02_mBlock_4eme.docx
@@ -211,32 +211,6 @@
                 <w:szCs w:val="15"/>
               </w:rPr>
               <w:t xml:space="preserve">ACTIVITÉ N°02</w:t>
-            </w:r>
-          </w:p>
-          <w:p>
-            <w:pPr>
-              <w:spacing w:after="0"/>
-            </w:pPr>
-            <w:r>
-              <w:rPr>
-                <w:rFonts w:ascii="Arial" w:cs="Arial" w:eastAsia="Arial" w:hAnsi="Arial"/>
-                <w:sz w:val="14"/>
-                <w:szCs w:val="14"/>
-              </w:rPr>
-              <w:t xml:space="preserve">NOM : ..............................</w:t>
-            </w:r>
-          </w:p>
-          <w:p>
-            <w:pPr>
-              <w:spacing w:after="0"/>
-            </w:pPr>
-            <w:r>
-              <w:rPr>
-                <w:rFonts w:ascii="Arial" w:cs="Arial" w:eastAsia="Arial" w:hAnsi="Arial"/>
-                <w:sz w:val="14"/>
-                <w:szCs w:val="14"/>
-              </w:rPr>
-              <w:t xml:space="preserve">PRÉNOM : .........................</w:t>
             </w:r>
           </w:p>
         </w:tc>

--- a/public/2026/seq06/FICHE_S6-A02_mBlock_4eme.docx
+++ b/public/2026/seq06/FICHE_S6-A02_mBlock_4eme.docx
@@ -2094,7 +2094,7 @@
     </w:p>
     <w:p>
       <w:pPr>
-        <w:spacing w:after="81"/>
+        <w:spacing w:after="230"/>
       </w:pPr>
       <w:r>
         <w:rPr>
@@ -2106,7 +2106,7 @@
           <w:sz w:val="24"/>
           <w:szCs w:val="24"/>
         </w:rPr>
-        <w:t xml:space="preserve">.............................................................................</w:t>
+        <w:t xml:space="preserve">......................................................................................................................................................</w:t>
       </w:r>
     </w:p>
     <w:tbl>

--- a/public/2026/seq06/FICHE_S6-A02_mBlock_4eme.docx
+++ b/public/2026/seq06/FICHE_S6-A02_mBlock_4eme.docx
@@ -345,6 +345,30 @@
         </w:tc>
       </w:tr>
     </w:tbl>
+    <w:p>
+      <w:pPr>
+        <w:keepNext/>
+        <w:spacing w:after="128"/>
+      </w:pPr>
+      <w:r>
+        <w:rPr>
+          <w:rFonts w:ascii="Arial" w:cs="Arial" w:eastAsia="Arial" w:hAnsi="Arial"/>
+          <w:sz w:val="24"/>
+          <w:szCs w:val="24"/>
+          <w:b/>
+          <w:bCs/>
+        </w:rPr>
+        <w:t xml:space="preserve">OBJECTIF — </w:t>
+      </w:r>
+      <w:r>
+        <w:rPr>
+          <w:rFonts w:ascii="Arial" w:cs="Arial" w:eastAsia="Arial" w:hAnsi="Arial"/>
+          <w:sz w:val="24"/>
+          <w:szCs w:val="24"/>
+        </w:rPr>
+        <w:t xml:space="preserve">Tu sauras téléverser un programme et régler la rotation du robot par essais.</w:t>
+      </w:r>
+    </w:p>
     <w:p>
       <w:pPr>
         <w:keepNext/>

--- a/public/2026/seq06/FICHE_S6-A02_mBlock_4eme.docx
+++ b/public/2026/seq06/FICHE_S6-A02_mBlock_4eme.docx
@@ -453,6 +453,52 @@
         </w:tc>
       </w:tr>
     </w:tbl>
+    <w:p>
+      <w:pPr>
+        <w:keepNext/>
+        <w:pBdr>
+          <w:top w:val="single" w:sz="6" w:space="2" w:color="D9D9D9"/>
+          <w:left w:val="single" w:sz="6" w:space="2" w:color="D9D9D9"/>
+          <w:bottom w:val="single" w:sz="6" w:space="2" w:color="D9D9D9"/>
+          <w:right w:val="single" w:sz="6" w:space="2" w:color="D9D9D9"/>
+        </w:pBdr>
+        <w:shd w:val="clear" w:color="auto" w:fill="F2F2F2"/>
+        <w:spacing w:before="80" w:after="120"/>
+        <w:ind w:left="60" w:right="60"/>
+      </w:pPr>
+      <w:r>
+        <w:rPr>
+          <w:rFonts w:ascii="Arial" w:cs="Arial" w:eastAsia="Arial" w:hAnsi="Arial"/>
+          <w:b/>
+          <w:bCs/>
+          <w:sz w:val="24"/>
+          <w:szCs w:val="24"/>
+        </w:rPr>
+        <w:t xml:space="preserve">RESSOURCE 1 — mBlock</w:t>
+      </w:r>
+      <w:r>
+        <w:rPr>
+          <w:rFonts w:ascii="Arial" w:cs="Arial" w:eastAsia="Arial" w:hAnsi="Arial"/>
+          <w:sz w:val="24"/>
+          <w:szCs w:val="24"/>
+        </w:rPr>
+        <w:t xml:space="preserve"> · Makeblock · rien à installer</w:t>
+      </w:r>
+      <w:r>
+        <w:rPr>
+          <w:rFonts w:ascii="Arial" w:cs="Arial" w:eastAsia="Arial" w:hAnsi="Arial"/>
+        </w:rPr>
+        <w:br/>
+      </w:r>
+      <w:r>
+        <w:rPr>
+          <w:rFonts w:ascii="Arial" w:cs="Arial" w:eastAsia="Arial" w:hAnsi="Arial"/>
+          <w:sz w:val="22"/>
+          <w:szCs w:val="22"/>
+        </w:rPr>
+        <w:t xml:space="preserve">→ ide.mblock.cc</w:t>
+      </w:r>
+    </w:p>
     <w:p>
       <w:pPr>
         <w:keepNext/>
